--- a/Docs/docx/Termo-de-Abertura-do-Projeto.docx
+++ b/Docs/docx/Termo-de-Abertura-do-Projeto.docx
@@ -660,8 +660,8 @@
           <w:rFonts w:hint="default" w:ascii="Calibri" w:hAnsi="Calibri" w:cs="Calibri"/>
         </w:rPr>
       </w:pPr>
-      <w:bookmarkStart w:id="0" w:name="_Toc383370456"/>
-      <w:bookmarkStart w:id="1" w:name="_Toc422808766"/>
+      <w:bookmarkStart w:id="0" w:name="_Toc422808766"/>
+      <w:bookmarkStart w:id="1" w:name="_Toc383370456"/>
       <w:r>
         <w:rPr>
           <w:rFonts w:hint="default" w:ascii="Calibri" w:hAnsi="Calibri" w:cs="Calibri"/>
@@ -1018,8 +1018,8 @@
           <w:rFonts w:hint="default" w:ascii="Calibri" w:hAnsi="Calibri" w:cs="Calibri"/>
         </w:rPr>
       </w:pPr>
-      <w:bookmarkStart w:id="2" w:name="_Toc422808767"/>
-      <w:bookmarkStart w:id="3" w:name="_Toc383370457"/>
+      <w:bookmarkStart w:id="2" w:name="_Toc383370457"/>
+      <w:bookmarkStart w:id="3" w:name="_Toc422808767"/>
       <w:r>
         <w:rPr>
           <w:rFonts w:hint="default" w:ascii="Calibri" w:hAnsi="Calibri" w:cs="Calibri"/>
@@ -1495,8 +1495,8 @@
           <w:rFonts w:hint="default" w:ascii="Calibri" w:hAnsi="Calibri" w:cs="Calibri"/>
         </w:rPr>
       </w:pPr>
-      <w:bookmarkStart w:id="4" w:name="_Toc383370458"/>
-      <w:bookmarkStart w:id="5" w:name="_Toc422808768"/>
+      <w:bookmarkStart w:id="4" w:name="_Toc422808768"/>
+      <w:bookmarkStart w:id="5" w:name="_Toc383370458"/>
       <w:r>
         <w:rPr>
           <w:rFonts w:hint="default" w:ascii="Calibri" w:hAnsi="Calibri" w:cs="Calibri"/>
@@ -2824,7 +2824,26 @@
           <w:sz w:val="20"/>
           <w:szCs w:val="20"/>
         </w:rPr>
-        <w:t xml:space="preserve"> O MVP entregue for validado academicamente pelo Prof. Dr. Nivaldo Carleto e pelos stakeholders representativos (usuários-piloto) em uma sessão de validação prática, demonstrando que a ferramenta resolve a dor da falta de integração nas simulações cambiais.</w:t>
+        <w:t xml:space="preserve"> O MVP entregue for validado academicamente pelo Prof. Dr. Nivaldo Carleto e pelos stakeholders representativos (usuários-piloto</w:t>
+      </w:r>
+      <w:r>
+        <w:rPr>
+          <w:rFonts w:hint="default" w:ascii="Calibri" w:hAnsi="Calibri" w:cs="Calibri"/>
+          <w:sz w:val="20"/>
+          <w:szCs w:val="20"/>
+          <w:lang w:val="pt-BR"/>
+        </w:rPr>
+        <w:t>*</w:t>
+      </w:r>
+      <w:bookmarkStart w:id="14" w:name="_GoBack"/>
+      <w:bookmarkEnd w:id="14"/>
+      <w:r>
+        <w:rPr>
+          <w:rFonts w:hint="default" w:ascii="Calibri" w:hAnsi="Calibri" w:cs="Calibri"/>
+          <w:sz w:val="20"/>
+          <w:szCs w:val="20"/>
+        </w:rPr>
+        <w:t>) em uma sessão de validação prática, demonstrando que a ferramenta resolve a dor da falta de integração nas simulações cambiais.</w:t>
       </w:r>
     </w:p>
     <w:p>
@@ -3892,6 +3911,12 @@
             <w:insideH w:val="none" w:color="auto" w:sz="0" w:space="0"/>
             <w:insideV w:val="none" w:color="auto" w:sz="0" w:space="0"/>
           </w:tblBorders>
+          <w:tblCellMar>
+            <w:top w:w="80" w:type="dxa"/>
+            <w:left w:w="160" w:type="dxa"/>
+            <w:bottom w:w="80" w:type="dxa"/>
+            <w:right w:w="160" w:type="dxa"/>
+          </w:tblCellMar>
         </w:tblPrEx>
         <w:trPr>
           <w:tblCellSpacing w:w="0" w:type="dxa"/>
@@ -4604,6 +4629,12 @@
             <w:insideH w:val="none" w:color="auto" w:sz="0" w:space="0"/>
             <w:insideV w:val="none" w:color="auto" w:sz="0" w:space="0"/>
           </w:tblBorders>
+          <w:tblCellMar>
+            <w:top w:w="80" w:type="dxa"/>
+            <w:left w:w="160" w:type="dxa"/>
+            <w:bottom w:w="80" w:type="dxa"/>
+            <w:right w:w="160" w:type="dxa"/>
+          </w:tblCellMar>
         </w:tblPrEx>
         <w:trPr>
           <w:tblCellSpacing w:w="0" w:type="dxa"/>
@@ -5239,6 +5270,12 @@
             <w:insideH w:val="none" w:color="auto" w:sz="0" w:space="0"/>
             <w:insideV w:val="none" w:color="auto" w:sz="0" w:space="0"/>
           </w:tblBorders>
+          <w:tblCellMar>
+            <w:top w:w="80" w:type="dxa"/>
+            <w:left w:w="160" w:type="dxa"/>
+            <w:bottom w:w="80" w:type="dxa"/>
+            <w:right w:w="160" w:type="dxa"/>
+          </w:tblCellMar>
         </w:tblPrEx>
         <w:trPr>
           <w:tblCellSpacing w:w="0" w:type="dxa"/>
@@ -5865,6 +5902,12 @@
             <w:insideH w:val="none" w:color="auto" w:sz="0" w:space="0"/>
             <w:insideV w:val="none" w:color="auto" w:sz="0" w:space="0"/>
           </w:tblBorders>
+          <w:tblCellMar>
+            <w:top w:w="80" w:type="dxa"/>
+            <w:left w:w="160" w:type="dxa"/>
+            <w:bottom w:w="80" w:type="dxa"/>
+            <w:right w:w="160" w:type="dxa"/>
+          </w:tblCellMar>
         </w:tblPrEx>
         <w:trPr>
           <w:tblCellSpacing w:w="0" w:type="dxa"/>
@@ -6471,6 +6514,12 @@
             <w:insideH w:val="none" w:color="auto" w:sz="0" w:space="0"/>
             <w:insideV w:val="none" w:color="auto" w:sz="0" w:space="0"/>
           </w:tblBorders>
+          <w:tblCellMar>
+            <w:top w:w="80" w:type="dxa"/>
+            <w:left w:w="160" w:type="dxa"/>
+            <w:bottom w:w="80" w:type="dxa"/>
+            <w:right w:w="160" w:type="dxa"/>
+          </w:tblCellMar>
         </w:tblPrEx>
         <w:trPr>
           <w:tblCellSpacing w:w="0" w:type="dxa"/>
@@ -7057,6 +7106,12 @@
             <w:insideH w:val="none" w:color="auto" w:sz="0" w:space="0"/>
             <w:insideV w:val="none" w:color="auto" w:sz="0" w:space="0"/>
           </w:tblBorders>
+          <w:tblCellMar>
+            <w:top w:w="80" w:type="dxa"/>
+            <w:left w:w="160" w:type="dxa"/>
+            <w:bottom w:w="80" w:type="dxa"/>
+            <w:right w:w="160" w:type="dxa"/>
+          </w:tblCellMar>
         </w:tblPrEx>
         <w:trPr>
           <w:tblCellSpacing w:w="0" w:type="dxa"/>
@@ -7685,6 +7740,12 @@
             <w:insideH w:val="none" w:color="auto" w:sz="0" w:space="0"/>
             <w:insideV w:val="none" w:color="auto" w:sz="0" w:space="0"/>
           </w:tblBorders>
+          <w:tblCellMar>
+            <w:top w:w="80" w:type="dxa"/>
+            <w:left w:w="160" w:type="dxa"/>
+            <w:bottom w:w="80" w:type="dxa"/>
+            <w:right w:w="160" w:type="dxa"/>
+          </w:tblCellMar>
         </w:tblPrEx>
         <w:trPr>
           <w:tblCellSpacing w:w="0" w:type="dxa"/>
@@ -8457,6 +8518,12 @@
             <w:insideH w:val="none" w:color="auto" w:sz="0" w:space="0"/>
             <w:insideV w:val="none" w:color="auto" w:sz="0" w:space="0"/>
           </w:tblBorders>
+          <w:tblCellMar>
+            <w:top w:w="80" w:type="dxa"/>
+            <w:left w:w="160" w:type="dxa"/>
+            <w:bottom w:w="80" w:type="dxa"/>
+            <w:right w:w="160" w:type="dxa"/>
+          </w:tblCellMar>
         </w:tblPrEx>
         <w:trPr>
           <w:tblCellSpacing w:w="0" w:type="dxa"/>
@@ -9260,6 +9327,12 @@
             <w:insideH w:val="none" w:color="auto" w:sz="0" w:space="0"/>
             <w:insideV w:val="none" w:color="auto" w:sz="0" w:space="0"/>
           </w:tblBorders>
+          <w:tblCellMar>
+            <w:top w:w="80" w:type="dxa"/>
+            <w:left w:w="160" w:type="dxa"/>
+            <w:bottom w:w="80" w:type="dxa"/>
+            <w:right w:w="160" w:type="dxa"/>
+          </w:tblCellMar>
         </w:tblPrEx>
         <w:trPr>
           <w:tblCellSpacing w:w="0" w:type="dxa"/>
@@ -10082,6 +10155,12 @@
             <w:insideH w:val="none" w:color="auto" w:sz="0" w:space="0"/>
             <w:insideV w:val="none" w:color="auto" w:sz="0" w:space="0"/>
           </w:tblBorders>
+          <w:tblCellMar>
+            <w:top w:w="80" w:type="dxa"/>
+            <w:left w:w="160" w:type="dxa"/>
+            <w:bottom w:w="80" w:type="dxa"/>
+            <w:right w:w="160" w:type="dxa"/>
+          </w:tblCellMar>
         </w:tblPrEx>
         <w:trPr>
           <w:tblCellSpacing w:w="0" w:type="dxa"/>
@@ -19143,7 +19222,7 @@
                 <w:sz w:val="18"/>
                 <w:szCs w:val="18"/>
               </w:rPr>
-              <w:t>Documentação submetida via GitHub e validada pelo Prof. Dr. Nivaldo Carletto sem achados críticos.</w:t>
+              <w:t>Documentação submetida via GitHub e validada pelo Prof. Dr. Nivaldo Carleto sem achados críticos.</w:t>
             </w:r>
           </w:p>
         </w:tc>
@@ -25881,8 +25960,6 @@
           <w:szCs w:val="20"/>
         </w:rPr>
       </w:pPr>
-      <w:bookmarkStart w:id="14" w:name="_GoBack"/>
-      <w:bookmarkEnd w:id="14"/>
     </w:p>
     <w:p>
       <w:pPr>
@@ -27570,7 +27647,7 @@
                 <w:sz w:val="18"/>
                 <w:szCs w:val="18"/>
               </w:rPr>
-              <w:t>: Implementar adapter pattern para permitir troca de provedor; manter cache local de cotações (Fase N5.2) como fallback; documentar provedor selecionado via ADR-002.</w:t>
+              <w:t>: Implementar adapter pattern para permitir troca de provedor; manter cache local de cotações (Fase N5.2) como fallback; documentar provedor selecionado em registro formal de arquitetura..</w:t>
             </w:r>
           </w:p>
         </w:tc>

--- a/Docs/docx/Termo-de-Abertura-do-Projeto.docx
+++ b/Docs/docx/Termo-de-Abertura-do-Projeto.docx
@@ -55,7 +55,7 @@
           <w:tcPr>
             <w:tcW w:w="8675" w:type="dxa"/>
             <w:gridSpan w:val="4"/>
-            <w:shd w:val="clear" w:color="auto" w:fill="DCEAF7" w:themeFill="text2" w:themeFillTint="19"/>
+            <w:shd w:val="clear" w:color="auto" w:fill="E3ECF8" w:themeFill="text2" w:themeFillTint="19"/>
             <w:vAlign w:val="center"/>
           </w:tcPr>
           <w:p>
@@ -660,8 +660,8 @@
           <w:rFonts w:hint="default" w:ascii="Calibri" w:hAnsi="Calibri" w:cs="Calibri"/>
         </w:rPr>
       </w:pPr>
-      <w:bookmarkStart w:id="0" w:name="_Toc422808766"/>
-      <w:bookmarkStart w:id="1" w:name="_Toc383370456"/>
+      <w:bookmarkStart w:id="0" w:name="_Toc383370456"/>
+      <w:bookmarkStart w:id="1" w:name="_Toc422808766"/>
       <w:r>
         <w:rPr>
           <w:rFonts w:hint="default" w:ascii="Calibri" w:hAnsi="Calibri" w:cs="Calibri"/>
@@ -1571,7 +1571,7 @@
               <w:bottom w:val="single" w:color="000000" w:sz="0" w:space="0"/>
               <w:right w:val="single" w:color="000000" w:sz="0" w:space="0"/>
             </w:tcBorders>
-            <w:shd w:val="clear" w:color="auto" w:fill="DCEAF7" w:themeFill="text2" w:themeFillTint="19"/>
+            <w:shd w:val="clear" w:color="auto" w:fill="E3ECF8" w:themeFill="text2" w:themeFillTint="19"/>
             <w:vAlign w:val="top"/>
           </w:tcPr>
           <w:p>
@@ -1606,7 +1606,7 @@
               <w:bottom w:val="single" w:color="000000" w:sz="0" w:space="0"/>
               <w:right w:val="single" w:color="000000" w:sz="0" w:space="0"/>
             </w:tcBorders>
-            <w:shd w:val="clear" w:color="auto" w:fill="DCEAF7" w:themeFill="text2" w:themeFillTint="19"/>
+            <w:shd w:val="clear" w:color="auto" w:fill="E3ECF8" w:themeFill="text2" w:themeFillTint="19"/>
             <w:vAlign w:val="top"/>
           </w:tcPr>
           <w:p>
@@ -1641,7 +1641,7 @@
               <w:bottom w:val="single" w:color="000000" w:sz="0" w:space="0"/>
               <w:right w:val="single" w:color="000000" w:sz="0" w:space="0"/>
             </w:tcBorders>
-            <w:shd w:val="clear" w:color="auto" w:fill="DCEAF7" w:themeFill="text2" w:themeFillTint="19"/>
+            <w:shd w:val="clear" w:color="auto" w:fill="E3ECF8" w:themeFill="text2" w:themeFillTint="19"/>
             <w:vAlign w:val="top"/>
           </w:tcPr>
           <w:p>
@@ -2835,8 +2835,6 @@
         </w:rPr>
         <w:t>*</w:t>
       </w:r>
-      <w:bookmarkStart w:id="14" w:name="_GoBack"/>
-      <w:bookmarkEnd w:id="14"/>
       <w:r>
         <w:rPr>
           <w:rFonts w:hint="default" w:ascii="Calibri" w:hAnsi="Calibri" w:cs="Calibri"/>
@@ -3378,7 +3376,7 @@
               <w:bottom w:val="single" w:color="000000" w:sz="0" w:space="0"/>
               <w:right w:val="single" w:color="000000" w:sz="0" w:space="0"/>
             </w:tcBorders>
-            <w:shd w:val="clear" w:color="auto" w:fill="DCEAF7" w:themeFill="text2" w:themeFillTint="19"/>
+            <w:shd w:val="clear" w:color="auto" w:fill="E3ECF8" w:themeFill="text2" w:themeFillTint="19"/>
             <w:vAlign w:val="top"/>
           </w:tcPr>
           <w:p>
@@ -3413,7 +3411,7 @@
               <w:bottom w:val="single" w:color="000000" w:sz="0" w:space="0"/>
               <w:right w:val="single" w:color="000000" w:sz="0" w:space="0"/>
             </w:tcBorders>
-            <w:shd w:val="clear" w:color="auto" w:fill="DCEAF7" w:themeFill="text2" w:themeFillTint="19"/>
+            <w:shd w:val="clear" w:color="auto" w:fill="E3ECF8" w:themeFill="text2" w:themeFillTint="19"/>
             <w:vAlign w:val="top"/>
           </w:tcPr>
           <w:p>
@@ -3448,7 +3446,7 @@
               <w:bottom w:val="single" w:color="000000" w:sz="0" w:space="0"/>
               <w:right w:val="single" w:color="000000" w:sz="0" w:space="0"/>
             </w:tcBorders>
-            <w:shd w:val="clear" w:color="auto" w:fill="DCEAF7" w:themeFill="text2" w:themeFillTint="19"/>
+            <w:shd w:val="clear" w:color="auto" w:fill="E3ECF8" w:themeFill="text2" w:themeFillTint="19"/>
             <w:vAlign w:val="top"/>
           </w:tcPr>
           <w:p>
@@ -3483,7 +3481,7 @@
               <w:bottom w:val="single" w:color="000000" w:sz="0" w:space="0"/>
               <w:right w:val="single" w:color="000000" w:sz="0" w:space="0"/>
             </w:tcBorders>
-            <w:shd w:val="clear" w:color="auto" w:fill="DCEAF7" w:themeFill="text2" w:themeFillTint="19"/>
+            <w:shd w:val="clear" w:color="auto" w:fill="E3ECF8" w:themeFill="text2" w:themeFillTint="19"/>
             <w:vAlign w:val="top"/>
           </w:tcPr>
           <w:p>
@@ -3734,7 +3732,7 @@
               <w:bottom w:val="single" w:color="000000" w:sz="0" w:space="0"/>
               <w:right w:val="single" w:color="000000" w:sz="0" w:space="0"/>
             </w:tcBorders>
-            <w:shd w:val="clear" w:color="auto" w:fill="DCEAF7" w:themeFill="text2" w:themeFillTint="19"/>
+            <w:shd w:val="clear" w:color="auto" w:fill="E3ECF8" w:themeFill="text2" w:themeFillTint="19"/>
             <w:vAlign w:val="top"/>
           </w:tcPr>
           <w:p>
@@ -3769,7 +3767,7 @@
               <w:bottom w:val="single" w:color="000000" w:sz="0" w:space="0"/>
               <w:right w:val="single" w:color="000000" w:sz="0" w:space="0"/>
             </w:tcBorders>
-            <w:shd w:val="clear" w:color="auto" w:fill="DCEAF7" w:themeFill="text2" w:themeFillTint="19"/>
+            <w:shd w:val="clear" w:color="auto" w:fill="E3ECF8" w:themeFill="text2" w:themeFillTint="19"/>
             <w:vAlign w:val="top"/>
           </w:tcPr>
           <w:p>
@@ -3804,7 +3802,7 @@
               <w:bottom w:val="single" w:color="000000" w:sz="0" w:space="0"/>
               <w:right w:val="single" w:color="000000" w:sz="0" w:space="0"/>
             </w:tcBorders>
-            <w:shd w:val="clear" w:color="auto" w:fill="DCEAF7" w:themeFill="text2" w:themeFillTint="19"/>
+            <w:shd w:val="clear" w:color="auto" w:fill="E3ECF8" w:themeFill="text2" w:themeFillTint="19"/>
             <w:vAlign w:val="top"/>
           </w:tcPr>
           <w:p>
@@ -3839,7 +3837,7 @@
               <w:bottom w:val="single" w:color="000000" w:sz="0" w:space="0"/>
               <w:right w:val="single" w:color="000000" w:sz="0" w:space="0"/>
             </w:tcBorders>
-            <w:shd w:val="clear" w:color="auto" w:fill="DCEAF7" w:themeFill="text2" w:themeFillTint="19"/>
+            <w:shd w:val="clear" w:color="auto" w:fill="E3ECF8" w:themeFill="text2" w:themeFillTint="19"/>
             <w:vAlign w:val="top"/>
           </w:tcPr>
           <w:p>
@@ -3874,7 +3872,7 @@
               <w:bottom w:val="single" w:color="000000" w:sz="0" w:space="0"/>
               <w:right w:val="single" w:color="000000" w:sz="0" w:space="0"/>
             </w:tcBorders>
-            <w:shd w:val="clear" w:color="auto" w:fill="DCEAF7" w:themeFill="text2" w:themeFillTint="19"/>
+            <w:shd w:val="clear" w:color="auto" w:fill="E3ECF8" w:themeFill="text2" w:themeFillTint="19"/>
             <w:vAlign w:val="top"/>
           </w:tcPr>
           <w:p>
@@ -8813,6 +8811,7 @@
                 <w:rFonts w:hint="default" w:ascii="Calibri" w:hAnsi="Calibri" w:cs="Calibri"/>
                 <w:sz w:val="16"/>
                 <w:szCs w:val="16"/>
+                <w:lang w:val="pt-BR"/>
               </w:rPr>
             </w:pPr>
             <w:r>
@@ -8838,7 +8837,16 @@
                 <w:sz w:val="16"/>
                 <w:szCs w:val="16"/>
               </w:rPr>
-              <w:t>.2</w:t>
+              <w:t>.</w:t>
+            </w:r>
+            <w:r>
+              <w:rPr>
+                <w:rFonts w:hint="default" w:ascii="Calibri" w:hAnsi="Calibri" w:cs="Calibri"/>
+                <w:sz w:val="16"/>
+                <w:szCs w:val="16"/>
+                <w:lang w:val="pt-BR"/>
+              </w:rPr>
+              <w:t>1</w:t>
             </w:r>
           </w:p>
         </w:tc>
@@ -8884,7 +8892,24 @@
                 <w:sz w:val="16"/>
                 <w:szCs w:val="16"/>
               </w:rPr>
-              <w:t>.2. Registro de Solicitações de Mudança</w:t>
+              <w:t>.</w:t>
+            </w:r>
+            <w:r>
+              <w:rPr>
+                <w:rFonts w:hint="default" w:ascii="Calibri" w:hAnsi="Calibri" w:cs="Calibri"/>
+                <w:sz w:val="16"/>
+                <w:szCs w:val="16"/>
+                <w:lang w:val="pt-BR"/>
+              </w:rPr>
+              <w:t>1</w:t>
+            </w:r>
+            <w:r>
+              <w:rPr>
+                <w:rFonts w:hint="default" w:ascii="Calibri" w:hAnsi="Calibri" w:cs="Calibri"/>
+                <w:sz w:val="16"/>
+                <w:szCs w:val="16"/>
+              </w:rPr>
+              <w:t>. Registro de Solicitações de Mudança</w:t>
             </w:r>
           </w:p>
         </w:tc>
@@ -8990,6 +9015,7 @@
                 <w:rFonts w:hint="default" w:ascii="Calibri" w:hAnsi="Calibri" w:cs="Calibri"/>
                 <w:sz w:val="16"/>
                 <w:szCs w:val="16"/>
+                <w:lang w:val="pt-BR"/>
               </w:rPr>
             </w:pPr>
             <w:r>
@@ -9015,7 +9041,16 @@
                 <w:sz w:val="16"/>
                 <w:szCs w:val="16"/>
               </w:rPr>
-              <w:t>.3</w:t>
+              <w:t>.</w:t>
+            </w:r>
+            <w:r>
+              <w:rPr>
+                <w:rFonts w:hint="default" w:ascii="Calibri" w:hAnsi="Calibri" w:cs="Calibri"/>
+                <w:sz w:val="16"/>
+                <w:szCs w:val="16"/>
+                <w:lang w:val="pt-BR"/>
+              </w:rPr>
+              <w:t>2</w:t>
             </w:r>
           </w:p>
         </w:tc>
@@ -9061,7 +9096,24 @@
                 <w:sz w:val="16"/>
                 <w:szCs w:val="16"/>
               </w:rPr>
-              <w:t>.3. Label</w:t>
+              <w:t>.</w:t>
+            </w:r>
+            <w:r>
+              <w:rPr>
+                <w:rFonts w:hint="default" w:ascii="Calibri" w:hAnsi="Calibri" w:cs="Calibri"/>
+                <w:sz w:val="16"/>
+                <w:szCs w:val="16"/>
+                <w:lang w:val="pt-BR"/>
+              </w:rPr>
+              <w:t>2</w:t>
+            </w:r>
+            <w:r>
+              <w:rPr>
+                <w:rFonts w:hint="default" w:ascii="Calibri" w:hAnsi="Calibri" w:cs="Calibri"/>
+                <w:sz w:val="16"/>
+                <w:szCs w:val="16"/>
+              </w:rPr>
+              <w:t>. Label</w:t>
             </w:r>
           </w:p>
           <w:p>
@@ -9212,6 +9264,7 @@
                 <w:rFonts w:hint="default" w:ascii="Calibri" w:hAnsi="Calibri" w:cs="Calibri"/>
                 <w:sz w:val="16"/>
                 <w:szCs w:val="16"/>
+                <w:lang w:val="pt-BR"/>
               </w:rPr>
             </w:pPr>
             <w:r>
@@ -9237,7 +9290,16 @@
                 <w:sz w:val="16"/>
                 <w:szCs w:val="16"/>
               </w:rPr>
-              <w:t>.4</w:t>
+              <w:t>.</w:t>
+            </w:r>
+            <w:r>
+              <w:rPr>
+                <w:rFonts w:hint="default" w:ascii="Calibri" w:hAnsi="Calibri" w:cs="Calibri"/>
+                <w:sz w:val="16"/>
+                <w:szCs w:val="16"/>
+                <w:lang w:val="pt-BR"/>
+              </w:rPr>
+              <w:t>3</w:t>
             </w:r>
           </w:p>
         </w:tc>
@@ -9283,7 +9345,24 @@
                 <w:sz w:val="16"/>
                 <w:szCs w:val="16"/>
               </w:rPr>
-              <w:t>.4. Aprovação e Versionamento</w:t>
+              <w:t>.</w:t>
+            </w:r>
+            <w:r>
+              <w:rPr>
+                <w:rFonts w:hint="default" w:ascii="Calibri" w:hAnsi="Calibri" w:cs="Calibri"/>
+                <w:sz w:val="16"/>
+                <w:szCs w:val="16"/>
+                <w:lang w:val="pt-BR"/>
+              </w:rPr>
+              <w:t>3</w:t>
+            </w:r>
+            <w:r>
+              <w:rPr>
+                <w:rFonts w:hint="default" w:ascii="Calibri" w:hAnsi="Calibri" w:cs="Calibri"/>
+                <w:sz w:val="16"/>
+                <w:szCs w:val="16"/>
+              </w:rPr>
+              <w:t>. Aprovação e Versionamento</w:t>
             </w:r>
           </w:p>
         </w:tc>
@@ -9630,6 +9709,7 @@
                 <w:rFonts w:hint="default" w:ascii="Calibri" w:hAnsi="Calibri" w:cs="Calibri"/>
                 <w:sz w:val="16"/>
                 <w:szCs w:val="16"/>
+                <w:lang w:val="pt-BR"/>
               </w:rPr>
             </w:pPr>
             <w:r>
@@ -9655,7 +9735,16 @@
                 <w:sz w:val="16"/>
                 <w:szCs w:val="16"/>
               </w:rPr>
-              <w:t>.4</w:t>
+              <w:t>.</w:t>
+            </w:r>
+            <w:r>
+              <w:rPr>
+                <w:rFonts w:hint="default" w:ascii="Calibri" w:hAnsi="Calibri" w:cs="Calibri"/>
+                <w:sz w:val="16"/>
+                <w:szCs w:val="16"/>
+                <w:lang w:val="pt-BR"/>
+              </w:rPr>
+              <w:t>2</w:t>
             </w:r>
           </w:p>
         </w:tc>
@@ -9701,7 +9790,24 @@
                 <w:sz w:val="16"/>
                 <w:szCs w:val="16"/>
               </w:rPr>
-              <w:t>.4. Consolidação da Documentação Parcial</w:t>
+              <w:t>.</w:t>
+            </w:r>
+            <w:r>
+              <w:rPr>
+                <w:rFonts w:hint="default" w:ascii="Calibri" w:hAnsi="Calibri" w:cs="Calibri"/>
+                <w:sz w:val="16"/>
+                <w:szCs w:val="16"/>
+                <w:lang w:val="pt-BR"/>
+              </w:rPr>
+              <w:t>2</w:t>
+            </w:r>
+            <w:r>
+              <w:rPr>
+                <w:rFonts w:hint="default" w:ascii="Calibri" w:hAnsi="Calibri" w:cs="Calibri"/>
+                <w:sz w:val="16"/>
+                <w:szCs w:val="16"/>
+              </w:rPr>
+              <w:t>. Consolidação da Documentação Parcial</w:t>
             </w:r>
           </w:p>
         </w:tc>
@@ -10370,7 +10476,7 @@
           <w:szCs w:val="18"/>
           <w:lang w:val="pt-BR"/>
         </w:rPr>
-        <w:t>4</w:t>
+        <w:t>7</w:t>
       </w:r>
       <w:r>
         <w:rPr>
@@ -11801,7 +11907,7 @@
           <w:sz w:val="16"/>
           <w:szCs w:val="16"/>
         </w:rPr>
-        <w:t>.2: 1</w:t>
+        <w:t>.</w:t>
       </w:r>
       <w:r>
         <w:rPr>
@@ -11810,7 +11916,7 @@
           <w:szCs w:val="16"/>
           <w:lang w:val="pt-BR"/>
         </w:rPr>
-        <w:t>0</w:t>
+        <w:t>1</w:t>
       </w:r>
       <w:r>
         <w:rPr>
@@ -11818,25 +11924,7 @@
           <w:sz w:val="16"/>
           <w:szCs w:val="16"/>
         </w:rPr>
-        <w:t>.2. Registro de Solicitações de Mudança</w:t>
-      </w:r>
-    </w:p>
-    <w:p>
-      <w:pPr>
-        <w:jc w:val="both"/>
-        <w:rPr>
-          <w:rFonts w:hint="default" w:ascii="Roboto" w:hAnsi="Roboto" w:cs="Roboto"/>
-          <w:sz w:val="16"/>
-          <w:szCs w:val="16"/>
-        </w:rPr>
-      </w:pPr>
-      <w:r>
-        <w:rPr>
-          <w:rFonts w:hint="default" w:ascii="Roboto" w:hAnsi="Roboto" w:cs="Roboto"/>
-          <w:sz w:val="16"/>
-          <w:szCs w:val="16"/>
-        </w:rPr>
-        <w:t>│   ├── N1</w:t>
+        <w:t>: 1</w:t>
       </w:r>
       <w:r>
         <w:rPr>
@@ -11853,7 +11941,7 @@
           <w:sz w:val="16"/>
           <w:szCs w:val="16"/>
         </w:rPr>
-        <w:t>.3: 1</w:t>
+        <w:t>.</w:t>
       </w:r>
       <w:r>
         <w:rPr>
@@ -11862,7 +11950,7 @@
           <w:szCs w:val="16"/>
           <w:lang w:val="pt-BR"/>
         </w:rPr>
-        <w:t>0</w:t>
+        <w:t>1</w:t>
       </w:r>
       <w:r>
         <w:rPr>
@@ -11870,7 +11958,7 @@
           <w:sz w:val="16"/>
           <w:szCs w:val="16"/>
         </w:rPr>
-        <w:t>.3. Label `change-request` no GitHub</w:t>
+        <w:t>. Registro de Solicitações de Mudança</w:t>
       </w:r>
     </w:p>
     <w:p>
@@ -11888,7 +11976,7 @@
           <w:sz w:val="16"/>
           <w:szCs w:val="16"/>
         </w:rPr>
-        <w:t>│   └── N1</w:t>
+        <w:t>│   ├── N1</w:t>
       </w:r>
       <w:r>
         <w:rPr>
@@ -11905,7 +11993,7 @@
           <w:sz w:val="16"/>
           <w:szCs w:val="16"/>
         </w:rPr>
-        <w:t>.4: 1</w:t>
+        <w:t>.</w:t>
       </w:r>
       <w:r>
         <w:rPr>
@@ -11914,7 +12002,7 @@
           <w:szCs w:val="16"/>
           <w:lang w:val="pt-BR"/>
         </w:rPr>
-        <w:t>0</w:t>
+        <w:t>2</w:t>
       </w:r>
       <w:r>
         <w:rPr>
@@ -11922,43 +12010,7 @@
           <w:sz w:val="16"/>
           <w:szCs w:val="16"/>
         </w:rPr>
-        <w:t>.4. Aprovação e Versionamento</w:t>
-      </w:r>
-    </w:p>
-    <w:p>
-      <w:pPr>
-        <w:jc w:val="both"/>
-        <w:rPr>
-          <w:rFonts w:hint="default" w:ascii="Roboto" w:hAnsi="Roboto" w:cs="Roboto"/>
-          <w:sz w:val="16"/>
-          <w:szCs w:val="16"/>
-        </w:rPr>
-      </w:pPr>
-      <w:r>
-        <w:rPr>
-          <w:rFonts w:hint="default" w:ascii="Roboto" w:hAnsi="Roboto" w:cs="Roboto"/>
-          <w:sz w:val="16"/>
-          <w:szCs w:val="16"/>
-        </w:rPr>
-        <w:t>│</w:t>
-      </w:r>
-    </w:p>
-    <w:p>
-      <w:pPr>
-        <w:jc w:val="both"/>
-        <w:rPr>
-          <w:rFonts w:hint="default" w:ascii="Roboto" w:hAnsi="Roboto" w:cs="Roboto"/>
-          <w:sz w:val="16"/>
-          <w:szCs w:val="16"/>
-        </w:rPr>
-      </w:pPr>
-      <w:r>
-        <w:rPr>
-          <w:rFonts w:hint="default" w:ascii="Roboto" w:hAnsi="Roboto" w:cs="Roboto"/>
-          <w:sz w:val="16"/>
-          <w:szCs w:val="16"/>
-        </w:rPr>
-        <w:t>├── N1</w:t>
+        <w:t>: 1</w:t>
       </w:r>
       <w:r>
         <w:rPr>
@@ -11967,7 +12019,7 @@
           <w:szCs w:val="16"/>
           <w:lang w:val="pt-BR"/>
         </w:rPr>
-        <w:t>1</w:t>
+        <w:t>0</w:t>
       </w:r>
       <w:r>
         <w:rPr>
@@ -11975,7 +12027,7 @@
           <w:sz w:val="16"/>
           <w:szCs w:val="16"/>
         </w:rPr>
-        <w:t>: 1</w:t>
+        <w:t>.</w:t>
       </w:r>
       <w:r>
         <w:rPr>
@@ -11984,7 +12036,7 @@
           <w:szCs w:val="16"/>
           <w:lang w:val="pt-BR"/>
         </w:rPr>
-        <w:t>1</w:t>
+        <w:t>2</w:t>
       </w:r>
       <w:r>
         <w:rPr>
@@ -11992,7 +12044,7 @@
           <w:sz w:val="16"/>
           <w:szCs w:val="16"/>
         </w:rPr>
-        <w:t>. Documentação do Projeto [MF3]</w:t>
+        <w:t>. Label `change-request` no GitHub</w:t>
       </w:r>
     </w:p>
     <w:p>
@@ -12010,7 +12062,7 @@
           <w:sz w:val="16"/>
           <w:szCs w:val="16"/>
         </w:rPr>
-        <w:t>│   ├── N1</w:t>
+        <w:t>│   └── N1</w:t>
       </w:r>
       <w:r>
         <w:rPr>
@@ -12019,7 +12071,7 @@
           <w:szCs w:val="16"/>
           <w:lang w:val="pt-BR"/>
         </w:rPr>
-        <w:t>1</w:t>
+        <w:t>0</w:t>
       </w:r>
       <w:r>
         <w:rPr>
@@ -12027,7 +12079,7 @@
           <w:sz w:val="16"/>
           <w:szCs w:val="16"/>
         </w:rPr>
-        <w:t>.1: 1</w:t>
+        <w:t>.</w:t>
       </w:r>
       <w:r>
         <w:rPr>
@@ -12036,7 +12088,7 @@
           <w:szCs w:val="16"/>
           <w:lang w:val="pt-BR"/>
         </w:rPr>
-        <w:t>1</w:t>
+        <w:t>3</w:t>
       </w:r>
       <w:r>
         <w:rPr>
@@ -12044,25 +12096,7 @@
           <w:sz w:val="16"/>
           <w:szCs w:val="16"/>
         </w:rPr>
-        <w:t>.1. Documentação Técnica (Arquitetura, APIs)</w:t>
-      </w:r>
-    </w:p>
-    <w:p>
-      <w:pPr>
-        <w:jc w:val="both"/>
-        <w:rPr>
-          <w:rFonts w:hint="default" w:ascii="Roboto" w:hAnsi="Roboto" w:cs="Roboto"/>
-          <w:sz w:val="16"/>
-          <w:szCs w:val="16"/>
-        </w:rPr>
-      </w:pPr>
-      <w:r>
-        <w:rPr>
-          <w:rFonts w:hint="default" w:ascii="Roboto" w:hAnsi="Roboto" w:cs="Roboto"/>
-          <w:sz w:val="16"/>
-          <w:szCs w:val="16"/>
-        </w:rPr>
-        <w:t>│   └── N1</w:t>
+        <w:t>: 1</w:t>
       </w:r>
       <w:r>
         <w:rPr>
@@ -12071,7 +12105,7 @@
           <w:szCs w:val="16"/>
           <w:lang w:val="pt-BR"/>
         </w:rPr>
-        <w:t>1</w:t>
+        <w:t>0</w:t>
       </w:r>
       <w:r>
         <w:rPr>
@@ -12079,7 +12113,7 @@
           <w:sz w:val="16"/>
           <w:szCs w:val="16"/>
         </w:rPr>
-        <w:t>.4: 1</w:t>
+        <w:t>.</w:t>
       </w:r>
       <w:r>
         <w:rPr>
@@ -12088,7 +12122,7 @@
           <w:szCs w:val="16"/>
           <w:lang w:val="pt-BR"/>
         </w:rPr>
-        <w:t>1</w:t>
+        <w:t>3</w:t>
       </w:r>
       <w:r>
         <w:rPr>
@@ -12096,7 +12130,215 @@
           <w:sz w:val="16"/>
           <w:szCs w:val="16"/>
         </w:rPr>
-        <w:t>.4. Consolidação da Documentação Parcial</w:t>
+        <w:t>. Aprovação e Versionamento</w:t>
+      </w:r>
+    </w:p>
+    <w:p>
+      <w:pPr>
+        <w:jc w:val="both"/>
+        <w:rPr>
+          <w:rFonts w:hint="default" w:ascii="Roboto" w:hAnsi="Roboto" w:cs="Roboto"/>
+          <w:sz w:val="16"/>
+          <w:szCs w:val="16"/>
+        </w:rPr>
+      </w:pPr>
+      <w:r>
+        <w:rPr>
+          <w:rFonts w:hint="default" w:ascii="Roboto" w:hAnsi="Roboto" w:cs="Roboto"/>
+          <w:sz w:val="16"/>
+          <w:szCs w:val="16"/>
+        </w:rPr>
+        <w:t>│</w:t>
+      </w:r>
+    </w:p>
+    <w:p>
+      <w:pPr>
+        <w:jc w:val="both"/>
+        <w:rPr>
+          <w:rFonts w:hint="default" w:ascii="Roboto" w:hAnsi="Roboto" w:cs="Roboto"/>
+          <w:sz w:val="16"/>
+          <w:szCs w:val="16"/>
+        </w:rPr>
+      </w:pPr>
+      <w:r>
+        <w:rPr>
+          <w:rFonts w:hint="default" w:ascii="Roboto" w:hAnsi="Roboto" w:cs="Roboto"/>
+          <w:sz w:val="16"/>
+          <w:szCs w:val="16"/>
+        </w:rPr>
+        <w:t>├── N1</w:t>
+      </w:r>
+      <w:r>
+        <w:rPr>
+          <w:rFonts w:hint="default" w:ascii="Roboto" w:hAnsi="Roboto" w:cs="Roboto"/>
+          <w:sz w:val="16"/>
+          <w:szCs w:val="16"/>
+          <w:lang w:val="pt-BR"/>
+        </w:rPr>
+        <w:t>1</w:t>
+      </w:r>
+      <w:r>
+        <w:rPr>
+          <w:rFonts w:hint="default" w:ascii="Roboto" w:hAnsi="Roboto" w:cs="Roboto"/>
+          <w:sz w:val="16"/>
+          <w:szCs w:val="16"/>
+        </w:rPr>
+        <w:t>: 1</w:t>
+      </w:r>
+      <w:r>
+        <w:rPr>
+          <w:rFonts w:hint="default" w:ascii="Roboto" w:hAnsi="Roboto" w:cs="Roboto"/>
+          <w:sz w:val="16"/>
+          <w:szCs w:val="16"/>
+          <w:lang w:val="pt-BR"/>
+        </w:rPr>
+        <w:t>1</w:t>
+      </w:r>
+      <w:r>
+        <w:rPr>
+          <w:rFonts w:hint="default" w:ascii="Roboto" w:hAnsi="Roboto" w:cs="Roboto"/>
+          <w:sz w:val="16"/>
+          <w:szCs w:val="16"/>
+        </w:rPr>
+        <w:t>. Documentação do Projeto [MF3]</w:t>
+      </w:r>
+    </w:p>
+    <w:p>
+      <w:pPr>
+        <w:jc w:val="both"/>
+        <w:rPr>
+          <w:rFonts w:hint="default" w:ascii="Roboto" w:hAnsi="Roboto" w:cs="Roboto"/>
+          <w:sz w:val="16"/>
+          <w:szCs w:val="16"/>
+        </w:rPr>
+      </w:pPr>
+      <w:r>
+        <w:rPr>
+          <w:rFonts w:hint="default" w:ascii="Roboto" w:hAnsi="Roboto" w:cs="Roboto"/>
+          <w:sz w:val="16"/>
+          <w:szCs w:val="16"/>
+        </w:rPr>
+        <w:t>│   ├── N1</w:t>
+      </w:r>
+      <w:r>
+        <w:rPr>
+          <w:rFonts w:hint="default" w:ascii="Roboto" w:hAnsi="Roboto" w:cs="Roboto"/>
+          <w:sz w:val="16"/>
+          <w:szCs w:val="16"/>
+          <w:lang w:val="pt-BR"/>
+        </w:rPr>
+        <w:t>1</w:t>
+      </w:r>
+      <w:r>
+        <w:rPr>
+          <w:rFonts w:hint="default" w:ascii="Roboto" w:hAnsi="Roboto" w:cs="Roboto"/>
+          <w:sz w:val="16"/>
+          <w:szCs w:val="16"/>
+        </w:rPr>
+        <w:t>.1: 1</w:t>
+      </w:r>
+      <w:r>
+        <w:rPr>
+          <w:rFonts w:hint="default" w:ascii="Roboto" w:hAnsi="Roboto" w:cs="Roboto"/>
+          <w:sz w:val="16"/>
+          <w:szCs w:val="16"/>
+          <w:lang w:val="pt-BR"/>
+        </w:rPr>
+        <w:t>1</w:t>
+      </w:r>
+      <w:r>
+        <w:rPr>
+          <w:rFonts w:hint="default" w:ascii="Roboto" w:hAnsi="Roboto" w:cs="Roboto"/>
+          <w:sz w:val="16"/>
+          <w:szCs w:val="16"/>
+        </w:rPr>
+        <w:t>.1. Documentação Técnica (Arquitetura, APIs)</w:t>
+      </w:r>
+    </w:p>
+    <w:p>
+      <w:pPr>
+        <w:jc w:val="both"/>
+        <w:rPr>
+          <w:rFonts w:hint="default" w:ascii="Roboto" w:hAnsi="Roboto" w:cs="Roboto"/>
+          <w:sz w:val="16"/>
+          <w:szCs w:val="16"/>
+        </w:rPr>
+      </w:pPr>
+      <w:r>
+        <w:rPr>
+          <w:rFonts w:hint="default" w:ascii="Roboto" w:hAnsi="Roboto" w:cs="Roboto"/>
+          <w:sz w:val="16"/>
+          <w:szCs w:val="16"/>
+        </w:rPr>
+        <w:t>│   └── N1</w:t>
+      </w:r>
+      <w:r>
+        <w:rPr>
+          <w:rFonts w:hint="default" w:ascii="Roboto" w:hAnsi="Roboto" w:cs="Roboto"/>
+          <w:sz w:val="16"/>
+          <w:szCs w:val="16"/>
+          <w:lang w:val="pt-BR"/>
+        </w:rPr>
+        <w:t>1</w:t>
+      </w:r>
+      <w:r>
+        <w:rPr>
+          <w:rFonts w:hint="default" w:ascii="Roboto" w:hAnsi="Roboto" w:cs="Roboto"/>
+          <w:sz w:val="16"/>
+          <w:szCs w:val="16"/>
+        </w:rPr>
+        <w:t>.</w:t>
+      </w:r>
+      <w:r>
+        <w:rPr>
+          <w:rFonts w:hint="default" w:ascii="Roboto" w:hAnsi="Roboto" w:cs="Roboto"/>
+          <w:sz w:val="16"/>
+          <w:szCs w:val="16"/>
+          <w:lang w:val="pt-BR"/>
+        </w:rPr>
+        <w:t>2</w:t>
+      </w:r>
+      <w:r>
+        <w:rPr>
+          <w:rFonts w:hint="default" w:ascii="Roboto" w:hAnsi="Roboto" w:cs="Roboto"/>
+          <w:sz w:val="16"/>
+          <w:szCs w:val="16"/>
+        </w:rPr>
+        <w:t>: 1</w:t>
+      </w:r>
+      <w:r>
+        <w:rPr>
+          <w:rFonts w:hint="default" w:ascii="Roboto" w:hAnsi="Roboto" w:cs="Roboto"/>
+          <w:sz w:val="16"/>
+          <w:szCs w:val="16"/>
+          <w:lang w:val="pt-BR"/>
+        </w:rPr>
+        <w:t>1</w:t>
+      </w:r>
+      <w:r>
+        <w:rPr>
+          <w:rFonts w:hint="default" w:ascii="Roboto" w:hAnsi="Roboto" w:cs="Roboto"/>
+          <w:sz w:val="16"/>
+          <w:szCs w:val="16"/>
+        </w:rPr>
+        <w:t>.</w:t>
+      </w:r>
+      <w:r>
+        <w:rPr>
+          <w:rFonts w:hint="default" w:ascii="Roboto" w:hAnsi="Roboto" w:cs="Roboto"/>
+          <w:sz w:val="16"/>
+          <w:szCs w:val="16"/>
+          <w:lang w:val="pt-BR"/>
+        </w:rPr>
+        <w:t>2</w:t>
+      </w:r>
+      <w:r>
+        <w:rPr>
+          <w:rFonts w:hint="default" w:ascii="Roboto" w:hAnsi="Roboto" w:cs="Roboto"/>
+          <w:sz w:val="16"/>
+          <w:szCs w:val="16"/>
+        </w:rPr>
+        <w:t>. Consolidação da Documentação Parcial</w:t>
       </w:r>
     </w:p>
     <w:p>
@@ -12409,7 +12651,7 @@
               <w:bottom w:val="single" w:color="000000" w:sz="0" w:space="0"/>
               <w:right w:val="single" w:color="000000" w:sz="0" w:space="0"/>
             </w:tcBorders>
-            <w:shd w:val="clear" w:color="auto" w:fill="DCEAF7" w:themeFill="text2" w:themeFillTint="19"/>
+            <w:shd w:val="clear" w:color="auto" w:fill="E3ECF8" w:themeFill="text2" w:themeFillTint="19"/>
             <w:vAlign w:val="top"/>
           </w:tcPr>
           <w:p>
@@ -12444,7 +12686,7 @@
               <w:bottom w:val="single" w:color="000000" w:sz="0" w:space="0"/>
               <w:right w:val="single" w:color="000000" w:sz="0" w:space="0"/>
             </w:tcBorders>
-            <w:shd w:val="clear" w:color="auto" w:fill="DCEAF7" w:themeFill="text2" w:themeFillTint="19"/>
+            <w:shd w:val="clear" w:color="auto" w:fill="E3ECF8" w:themeFill="text2" w:themeFillTint="19"/>
             <w:vAlign w:val="top"/>
           </w:tcPr>
           <w:p>
@@ -12479,7 +12721,7 @@
               <w:bottom w:val="single" w:color="000000" w:sz="0" w:space="0"/>
               <w:right w:val="single" w:color="000000" w:sz="0" w:space="0"/>
             </w:tcBorders>
-            <w:shd w:val="clear" w:color="auto" w:fill="DCEAF7" w:themeFill="text2" w:themeFillTint="19"/>
+            <w:shd w:val="clear" w:color="auto" w:fill="E3ECF8" w:themeFill="text2" w:themeFillTint="19"/>
             <w:vAlign w:val="top"/>
           </w:tcPr>
           <w:p>
@@ -13249,6 +13491,7 @@
                 <w:szCs w:val="16"/>
               </w:rPr>
             </w:pPr>
+            <w:bookmarkStart w:id="14" w:name="_GoBack"/>
             <w:r>
               <w:rPr>
                 <w:rFonts w:hint="default" w:ascii="Calibri" w:hAnsi="Calibri" w:cs="Calibri"/>
@@ -13335,6 +13578,7 @@
           </w:p>
         </w:tc>
       </w:tr>
+      <w:bookmarkEnd w:id="14"/>
       <w:tr>
         <w:tblPrEx>
           <w:tblBorders>
@@ -13525,6 +13769,21 @@
     <w:p>
       <w:pPr>
         <w:pStyle w:val="3"/>
+        <w:numPr>
+          <w:numId w:val="0"/>
+        </w:numPr>
+        <w:bidi w:val="0"/>
+        <w:ind w:leftChars="0"/>
+        <w:jc w:val="both"/>
+        <w:rPr>
+          <w:rFonts w:hint="default" w:ascii="Calibri" w:hAnsi="Calibri" w:cs="Calibri"/>
+          <w:lang w:val="pt-BR" w:eastAsia="en-US"/>
+        </w:rPr>
+      </w:pPr>
+    </w:p>
+    <w:p>
+      <w:pPr>
+        <w:pStyle w:val="3"/>
         <w:bidi w:val="0"/>
         <w:jc w:val="both"/>
         <w:rPr>
@@ -13596,22 +13855,6 @@
         <w:ind w:leftChars="0"/>
         <w:jc w:val="both"/>
         <w:rPr>
-          <w:rFonts w:hint="default" w:ascii="Calibri" w:hAnsi="Calibri" w:cs="Calibri"/>
-          <w:lang w:val="pt-BR" w:eastAsia="en-US"/>
-        </w:rPr>
-      </w:pPr>
-      <w:r>
-        <w:rPr>
-          <w:rFonts w:hint="default" w:ascii="Calibri" w:hAnsi="Calibri" w:cs="Calibri"/>
-          <w:lang w:val="pt-BR" w:eastAsia="en-US"/>
-        </w:rPr>
-        <w:t xml:space="preserve"> </w:t>
-      </w:r>
-    </w:p>
-    <w:p>
-      <w:pPr>
-        <w:jc w:val="both"/>
-        <w:rPr>
           <w:rFonts w:hint="default" w:ascii="Calibri" w:hAnsi="Calibri" w:eastAsia="SimSun" w:cs="Calibri"/>
           <w:b/>
           <w:bCs/>
@@ -13622,64 +13865,11 @@
       </w:pPr>
       <w:r>
         <w:rPr>
-          <w:rFonts w:hint="default" w:ascii="Calibri" w:hAnsi="Calibri" w:eastAsia="SimSun" w:cs="Calibri"/>
-          <w:b/>
-          <w:bCs/>
-          <w:sz w:val="22"/>
-          <w:szCs w:val="22"/>
-          <w:lang w:val="pt-BR" w:eastAsia="en-US" w:bidi="ar-SA"/>
-        </w:rPr>
-        <w:drawing>
-          <wp:inline distT="0" distB="0" distL="114300" distR="114300">
-            <wp:extent cx="5483225" cy="2458720"/>
-            <wp:effectExtent l="0" t="0" r="3175" b="17780"/>
-            <wp:docPr id="6" name="Picture 6" descr="EAP_COGME_Principal.drawio"/>
-            <wp:cNvGraphicFramePr>
-              <a:graphicFrameLocks xmlns:a="http://schemas.openxmlformats.org/drawingml/2006/main" noChangeAspect="1"/>
-            </wp:cNvGraphicFramePr>
-            <a:graphic xmlns:a="http://schemas.openxmlformats.org/drawingml/2006/main">
-              <a:graphicData uri="http://schemas.openxmlformats.org/drawingml/2006/picture">
-                <pic:pic xmlns:pic="http://schemas.openxmlformats.org/drawingml/2006/picture">
-                  <pic:nvPicPr>
-                    <pic:cNvPr id="6" name="Picture 6" descr="EAP_COGME_Principal.drawio"/>
-                    <pic:cNvPicPr>
-                      <a:picLocks noChangeAspect="1"/>
-                    </pic:cNvPicPr>
-                  </pic:nvPicPr>
-                  <pic:blipFill>
-                    <a:blip r:embed="rId6"/>
-                    <a:stretch>
-                      <a:fillRect/>
-                    </a:stretch>
-                  </pic:blipFill>
-                  <pic:spPr>
-                    <a:xfrm>
-                      <a:off x="0" y="0"/>
-                      <a:ext cx="5483225" cy="2458720"/>
-                    </a:xfrm>
-                    <a:prstGeom prst="rect">
-                      <a:avLst/>
-                    </a:prstGeom>
-                  </pic:spPr>
-                </pic:pic>
-              </a:graphicData>
-            </a:graphic>
-          </wp:inline>
-        </w:drawing>
-      </w:r>
-    </w:p>
-    <w:p>
-      <w:pPr>
-        <w:jc w:val="both"/>
-        <w:rPr>
-          <w:rFonts w:hint="default" w:ascii="Calibri" w:hAnsi="Calibri" w:eastAsia="SimSun" w:cs="Calibri"/>
-          <w:b/>
-          <w:bCs/>
-          <w:sz w:val="22"/>
-          <w:szCs w:val="22"/>
-          <w:lang w:val="pt-BR" w:eastAsia="en-US" w:bidi="ar-SA"/>
-        </w:rPr>
-      </w:pPr>
+          <w:rFonts w:hint="default" w:ascii="Calibri" w:hAnsi="Calibri" w:cs="Calibri"/>
+          <w:lang w:val="pt-BR" w:eastAsia="en-US"/>
+        </w:rPr>
+        <w:t xml:space="preserve"> </w:t>
+      </w:r>
     </w:p>
     <w:p>
       <w:pPr>
@@ -13725,77 +13915,6 @@
           <w:lang w:val="pt-BR" w:eastAsia="en-US" w:bidi="ar-SA"/>
         </w:rPr>
       </w:pPr>
-      <w:r>
-        <w:rPr>
-          <w:rFonts w:hint="default" w:ascii="Calibri" w:hAnsi="Calibri" w:eastAsia="SimSun" w:cs="Calibri"/>
-          <w:b/>
-          <w:bCs/>
-          <w:sz w:val="22"/>
-          <w:szCs w:val="22"/>
-          <w:lang w:val="pt-BR" w:eastAsia="en-US" w:bidi="ar-SA"/>
-        </w:rPr>
-        <w:drawing>
-          <wp:inline distT="0" distB="0" distL="114300" distR="114300">
-            <wp:extent cx="5396865" cy="5264150"/>
-            <wp:effectExtent l="0" t="0" r="13335" b="12700"/>
-            <wp:docPr id="7" name="Picture 7" descr="EAP_COGME_MF1_Fundacao.drawio"/>
-            <wp:cNvGraphicFramePr>
-              <a:graphicFrameLocks xmlns:a="http://schemas.openxmlformats.org/drawingml/2006/main" noChangeAspect="1"/>
-            </wp:cNvGraphicFramePr>
-            <a:graphic xmlns:a="http://schemas.openxmlformats.org/drawingml/2006/main">
-              <a:graphicData uri="http://schemas.openxmlformats.org/drawingml/2006/picture">
-                <pic:pic xmlns:pic="http://schemas.openxmlformats.org/drawingml/2006/picture">
-                  <pic:nvPicPr>
-                    <pic:cNvPr id="7" name="Picture 7" descr="EAP_COGME_MF1_Fundacao.drawio"/>
-                    <pic:cNvPicPr>
-                      <a:picLocks noChangeAspect="1"/>
-                    </pic:cNvPicPr>
-                  </pic:nvPicPr>
-                  <pic:blipFill>
-                    <a:blip r:embed="rId7"/>
-                    <a:stretch>
-                      <a:fillRect/>
-                    </a:stretch>
-                  </pic:blipFill>
-                  <pic:spPr>
-                    <a:xfrm>
-                      <a:off x="0" y="0"/>
-                      <a:ext cx="5396865" cy="5264150"/>
-                    </a:xfrm>
-                    <a:prstGeom prst="rect">
-                      <a:avLst/>
-                    </a:prstGeom>
-                  </pic:spPr>
-                </pic:pic>
-              </a:graphicData>
-            </a:graphic>
-          </wp:inline>
-        </w:drawing>
-      </w:r>
-    </w:p>
-    <w:p>
-      <w:pPr>
-        <w:jc w:val="both"/>
-        <w:rPr>
-          <w:rFonts w:hint="default" w:ascii="Calibri" w:hAnsi="Calibri" w:eastAsia="SimSun" w:cs="Calibri"/>
-          <w:b/>
-          <w:bCs/>
-          <w:sz w:val="22"/>
-          <w:szCs w:val="22"/>
-          <w:lang w:val="pt-BR" w:eastAsia="en-US" w:bidi="ar-SA"/>
-        </w:rPr>
-      </w:pPr>
-      <w:r>
-        <w:rPr>
-          <w:rFonts w:hint="default" w:ascii="Calibri" w:hAnsi="Calibri" w:eastAsia="SimSun" w:cs="Calibri"/>
-          <w:b/>
-          <w:bCs/>
-          <w:sz w:val="22"/>
-          <w:szCs w:val="22"/>
-          <w:lang w:val="pt-BR" w:eastAsia="en-US" w:bidi="ar-SA"/>
-        </w:rPr>
-        <w:br w:type="page"/>
-      </w:r>
     </w:p>
     <w:p>
       <w:pPr>
@@ -13841,66 +13960,6 @@
           <w:lang w:val="pt-BR" w:eastAsia="en-US" w:bidi="ar-SA"/>
         </w:rPr>
       </w:pPr>
-      <w:r>
-        <w:rPr>
-          <w:rFonts w:hint="default" w:ascii="Calibri" w:hAnsi="Calibri" w:eastAsia="SimSun" w:cs="Calibri"/>
-          <w:b/>
-          <w:bCs/>
-          <w:sz w:val="22"/>
-          <w:szCs w:val="22"/>
-          <w:lang w:val="pt-BR" w:eastAsia="en-US" w:bidi="ar-SA"/>
-        </w:rPr>
-        <w:drawing>
-          <wp:inline distT="0" distB="0" distL="114300" distR="114300">
-            <wp:extent cx="4442460" cy="4325620"/>
-            <wp:effectExtent l="0" t="0" r="15240" b="17780"/>
-            <wp:docPr id="3" name="Picture 3" descr="EAP_COGME_MF2_Construcao.drawio"/>
-            <wp:cNvGraphicFramePr>
-              <a:graphicFrameLocks xmlns:a="http://schemas.openxmlformats.org/drawingml/2006/main" noChangeAspect="1"/>
-            </wp:cNvGraphicFramePr>
-            <a:graphic xmlns:a="http://schemas.openxmlformats.org/drawingml/2006/main">
-              <a:graphicData uri="http://schemas.openxmlformats.org/drawingml/2006/picture">
-                <pic:pic xmlns:pic="http://schemas.openxmlformats.org/drawingml/2006/picture">
-                  <pic:nvPicPr>
-                    <pic:cNvPr id="3" name="Picture 3" descr="EAP_COGME_MF2_Construcao.drawio"/>
-                    <pic:cNvPicPr>
-                      <a:picLocks noChangeAspect="1"/>
-                    </pic:cNvPicPr>
-                  </pic:nvPicPr>
-                  <pic:blipFill>
-                    <a:blip r:embed="rId8"/>
-                    <a:stretch>
-                      <a:fillRect/>
-                    </a:stretch>
-                  </pic:blipFill>
-                  <pic:spPr>
-                    <a:xfrm>
-                      <a:off x="0" y="0"/>
-                      <a:ext cx="4442460" cy="4325620"/>
-                    </a:xfrm>
-                    <a:prstGeom prst="rect">
-                      <a:avLst/>
-                    </a:prstGeom>
-                  </pic:spPr>
-                </pic:pic>
-              </a:graphicData>
-            </a:graphic>
-          </wp:inline>
-        </w:drawing>
-      </w:r>
-    </w:p>
-    <w:p>
-      <w:pPr>
-        <w:jc w:val="both"/>
-        <w:rPr>
-          <w:rFonts w:hint="default" w:ascii="Calibri" w:hAnsi="Calibri" w:eastAsia="SimSun" w:cs="Calibri"/>
-          <w:b/>
-          <w:bCs/>
-          <w:sz w:val="22"/>
-          <w:szCs w:val="22"/>
-          <w:lang w:val="pt-BR" w:eastAsia="en-US" w:bidi="ar-SA"/>
-        </w:rPr>
-      </w:pPr>
     </w:p>
     <w:p>
       <w:pPr>
@@ -13946,53 +14005,6 @@
           <w:lang w:val="pt-BR" w:eastAsia="en-US" w:bidi="ar-SA"/>
         </w:rPr>
       </w:pPr>
-      <w:r>
-        <w:rPr>
-          <w:rFonts w:hint="default" w:ascii="Calibri" w:hAnsi="Calibri" w:eastAsia="SimSun" w:cs="Calibri"/>
-          <w:b/>
-          <w:bCs/>
-          <w:sz w:val="22"/>
-          <w:szCs w:val="22"/>
-          <w:lang w:val="pt-BR" w:eastAsia="en-US" w:bidi="ar-SA"/>
-        </w:rPr>
-        <w:drawing>
-          <wp:inline distT="0" distB="0" distL="114300" distR="114300">
-            <wp:extent cx="5480685" cy="1940560"/>
-            <wp:effectExtent l="0" t="0" r="5715" b="2540"/>
-            <wp:docPr id="5" name="Picture 5" descr="EAP_COGME_MF3_Consolidacao.drawio"/>
-            <wp:cNvGraphicFramePr>
-              <a:graphicFrameLocks xmlns:a="http://schemas.openxmlformats.org/drawingml/2006/main" noChangeAspect="1"/>
-            </wp:cNvGraphicFramePr>
-            <a:graphic xmlns:a="http://schemas.openxmlformats.org/drawingml/2006/main">
-              <a:graphicData uri="http://schemas.openxmlformats.org/drawingml/2006/picture">
-                <pic:pic xmlns:pic="http://schemas.openxmlformats.org/drawingml/2006/picture">
-                  <pic:nvPicPr>
-                    <pic:cNvPr id="5" name="Picture 5" descr="EAP_COGME_MF3_Consolidacao.drawio"/>
-                    <pic:cNvPicPr>
-                      <a:picLocks noChangeAspect="1"/>
-                    </pic:cNvPicPr>
-                  </pic:nvPicPr>
-                  <pic:blipFill>
-                    <a:blip r:embed="rId9"/>
-                    <a:stretch>
-                      <a:fillRect/>
-                    </a:stretch>
-                  </pic:blipFill>
-                  <pic:spPr>
-                    <a:xfrm>
-                      <a:off x="0" y="0"/>
-                      <a:ext cx="5480685" cy="1940560"/>
-                    </a:xfrm>
-                    <a:prstGeom prst="rect">
-                      <a:avLst/>
-                    </a:prstGeom>
-                  </pic:spPr>
-                </pic:pic>
-              </a:graphicData>
-            </a:graphic>
-          </wp:inline>
-        </w:drawing>
-      </w:r>
     </w:p>
     <w:p>
       <w:pPr>
@@ -14307,7 +14319,7 @@
               <w:bottom w:val="single" w:color="000000" w:sz="0" w:space="0"/>
               <w:right w:val="single" w:color="000000" w:sz="0" w:space="0"/>
             </w:tcBorders>
-            <w:shd w:val="clear" w:color="auto" w:fill="DCEAF7" w:themeFill="text2" w:themeFillTint="19"/>
+            <w:shd w:val="clear" w:color="auto" w:fill="E3ECF8" w:themeFill="text2" w:themeFillTint="19"/>
             <w:vAlign w:val="top"/>
           </w:tcPr>
           <w:p>
@@ -14342,7 +14354,7 @@
               <w:bottom w:val="single" w:color="000000" w:sz="0" w:space="0"/>
               <w:right w:val="single" w:color="000000" w:sz="0" w:space="0"/>
             </w:tcBorders>
-            <w:shd w:val="clear" w:color="auto" w:fill="DCEAF7" w:themeFill="text2" w:themeFillTint="19"/>
+            <w:shd w:val="clear" w:color="auto" w:fill="E3ECF8" w:themeFill="text2" w:themeFillTint="19"/>
             <w:vAlign w:val="top"/>
           </w:tcPr>
           <w:p>
@@ -14377,7 +14389,7 @@
               <w:bottom w:val="single" w:color="000000" w:sz="0" w:space="0"/>
               <w:right w:val="single" w:color="000000" w:sz="0" w:space="0"/>
             </w:tcBorders>
-            <w:shd w:val="clear" w:color="auto" w:fill="DCEAF7" w:themeFill="text2" w:themeFillTint="19"/>
+            <w:shd w:val="clear" w:color="auto" w:fill="E3ECF8" w:themeFill="text2" w:themeFillTint="19"/>
             <w:vAlign w:val="top"/>
           </w:tcPr>
           <w:p>
@@ -14412,7 +14424,7 @@
               <w:bottom w:val="single" w:color="000000" w:sz="0" w:space="0"/>
               <w:right w:val="single" w:color="000000" w:sz="0" w:space="0"/>
             </w:tcBorders>
-            <w:shd w:val="clear" w:color="auto" w:fill="DCEAF7" w:themeFill="text2" w:themeFillTint="19"/>
+            <w:shd w:val="clear" w:color="auto" w:fill="E3ECF8" w:themeFill="text2" w:themeFillTint="19"/>
             <w:vAlign w:val="top"/>
           </w:tcPr>
           <w:p>
@@ -15484,7 +15496,7 @@
               <w:bottom w:val="single" w:color="000000" w:sz="0" w:space="0"/>
               <w:right w:val="single" w:color="000000" w:sz="0" w:space="0"/>
             </w:tcBorders>
-            <w:shd w:val="clear" w:color="auto" w:fill="DCEAF7" w:themeFill="text2" w:themeFillTint="19"/>
+            <w:shd w:val="clear" w:color="auto" w:fill="E3ECF8" w:themeFill="text2" w:themeFillTint="19"/>
             <w:vAlign w:val="top"/>
           </w:tcPr>
           <w:p>
@@ -15518,7 +15530,7 @@
               <w:bottom w:val="single" w:color="000000" w:sz="0" w:space="0"/>
               <w:right w:val="single" w:color="000000" w:sz="0" w:space="0"/>
             </w:tcBorders>
-            <w:shd w:val="clear" w:color="auto" w:fill="DCEAF7" w:themeFill="text2" w:themeFillTint="19"/>
+            <w:shd w:val="clear" w:color="auto" w:fill="E3ECF8" w:themeFill="text2" w:themeFillTint="19"/>
             <w:vAlign w:val="top"/>
           </w:tcPr>
           <w:p>
@@ -15552,7 +15564,7 @@
               <w:bottom w:val="single" w:color="000000" w:sz="0" w:space="0"/>
               <w:right w:val="single" w:color="000000" w:sz="0" w:space="0"/>
             </w:tcBorders>
-            <w:shd w:val="clear" w:color="auto" w:fill="DCEAF7" w:themeFill="text2" w:themeFillTint="19"/>
+            <w:shd w:val="clear" w:color="auto" w:fill="E3ECF8" w:themeFill="text2" w:themeFillTint="19"/>
             <w:vAlign w:val="top"/>
           </w:tcPr>
           <w:p>
@@ -15586,7 +15598,7 @@
               <w:bottom w:val="single" w:color="000000" w:sz="0" w:space="0"/>
               <w:right w:val="single" w:color="000000" w:sz="0" w:space="0"/>
             </w:tcBorders>
-            <w:shd w:val="clear" w:color="auto" w:fill="DCEAF7" w:themeFill="text2" w:themeFillTint="19"/>
+            <w:shd w:val="clear" w:color="auto" w:fill="E3ECF8" w:themeFill="text2" w:themeFillTint="19"/>
             <w:vAlign w:val="top"/>
           </w:tcPr>
           <w:p>
@@ -16092,7 +16104,7 @@
               <w:bottom w:val="single" w:color="000000" w:sz="0" w:space="0"/>
               <w:right w:val="single" w:color="000000" w:sz="0" w:space="0"/>
             </w:tcBorders>
-            <w:shd w:val="clear" w:color="auto" w:fill="DCEAF7" w:themeFill="text2" w:themeFillTint="19"/>
+            <w:shd w:val="clear" w:color="auto" w:fill="E3ECF8" w:themeFill="text2" w:themeFillTint="19"/>
             <w:vAlign w:val="top"/>
           </w:tcPr>
           <w:p>
@@ -16127,7 +16139,7 @@
               <w:bottom w:val="single" w:color="000000" w:sz="0" w:space="0"/>
               <w:right w:val="single" w:color="000000" w:sz="0" w:space="0"/>
             </w:tcBorders>
-            <w:shd w:val="clear" w:color="auto" w:fill="DCEAF7" w:themeFill="text2" w:themeFillTint="19"/>
+            <w:shd w:val="clear" w:color="auto" w:fill="E3ECF8" w:themeFill="text2" w:themeFillTint="19"/>
             <w:vAlign w:val="top"/>
           </w:tcPr>
           <w:p>
@@ -16162,7 +16174,7 @@
               <w:bottom w:val="single" w:color="000000" w:sz="0" w:space="0"/>
               <w:right w:val="single" w:color="000000" w:sz="0" w:space="0"/>
             </w:tcBorders>
-            <w:shd w:val="clear" w:color="auto" w:fill="DCEAF7" w:themeFill="text2" w:themeFillTint="19"/>
+            <w:shd w:val="clear" w:color="auto" w:fill="E3ECF8" w:themeFill="text2" w:themeFillTint="19"/>
             <w:vAlign w:val="top"/>
           </w:tcPr>
           <w:p>
@@ -16197,7 +16209,7 @@
               <w:bottom w:val="single" w:color="000000" w:sz="0" w:space="0"/>
               <w:right w:val="single" w:color="000000" w:sz="0" w:space="0"/>
             </w:tcBorders>
-            <w:shd w:val="clear" w:color="auto" w:fill="DCEAF7" w:themeFill="text2" w:themeFillTint="19"/>
+            <w:shd w:val="clear" w:color="auto" w:fill="E3ECF8" w:themeFill="text2" w:themeFillTint="19"/>
             <w:vAlign w:val="top"/>
           </w:tcPr>
           <w:p>
@@ -16454,7 +16466,7 @@
               <w:bottom w:val="single" w:color="000000" w:sz="0" w:space="0"/>
               <w:right w:val="single" w:color="000000" w:sz="0" w:space="0"/>
             </w:tcBorders>
-            <w:shd w:val="clear" w:color="auto" w:fill="DCEAF7" w:themeFill="text2" w:themeFillTint="19"/>
+            <w:shd w:val="clear" w:color="auto" w:fill="E3ECF8" w:themeFill="text2" w:themeFillTint="19"/>
           </w:tcPr>
           <w:p>
             <w:pPr>
@@ -16488,7 +16500,7 @@
               <w:bottom w:val="single" w:color="000000" w:sz="0" w:space="0"/>
               <w:right w:val="single" w:color="000000" w:sz="0" w:space="0"/>
             </w:tcBorders>
-            <w:shd w:val="clear" w:color="auto" w:fill="DCEAF7" w:themeFill="text2" w:themeFillTint="19"/>
+            <w:shd w:val="clear" w:color="auto" w:fill="E3ECF8" w:themeFill="text2" w:themeFillTint="19"/>
           </w:tcPr>
           <w:p>
             <w:pPr>
@@ -16522,7 +16534,7 @@
               <w:bottom w:val="single" w:color="000000" w:sz="0" w:space="0"/>
               <w:right w:val="single" w:color="000000" w:sz="0" w:space="0"/>
             </w:tcBorders>
-            <w:shd w:val="clear" w:color="auto" w:fill="DCEAF7" w:themeFill="text2" w:themeFillTint="19"/>
+            <w:shd w:val="clear" w:color="auto" w:fill="E3ECF8" w:themeFill="text2" w:themeFillTint="19"/>
           </w:tcPr>
           <w:p>
             <w:pPr>
@@ -16556,7 +16568,7 @@
               <w:bottom w:val="single" w:color="000000" w:sz="0" w:space="0"/>
               <w:right w:val="single" w:color="000000" w:sz="0" w:space="0"/>
             </w:tcBorders>
-            <w:shd w:val="clear" w:color="auto" w:fill="DCEAF7" w:themeFill="text2" w:themeFillTint="19"/>
+            <w:shd w:val="clear" w:color="auto" w:fill="E3ECF8" w:themeFill="text2" w:themeFillTint="19"/>
           </w:tcPr>
           <w:p>
             <w:pPr>
@@ -16978,7 +16990,7 @@
               <w:bottom w:val="single" w:color="000000" w:sz="0" w:space="0"/>
               <w:right w:val="single" w:color="000000" w:sz="0" w:space="0"/>
             </w:tcBorders>
-            <w:shd w:val="clear" w:color="auto" w:fill="DCEAF7" w:themeFill="text2" w:themeFillTint="19"/>
+            <w:shd w:val="clear" w:color="auto" w:fill="E3ECF8" w:themeFill="text2" w:themeFillTint="19"/>
           </w:tcPr>
           <w:p>
             <w:pPr>
@@ -17012,7 +17024,7 @@
               <w:bottom w:val="single" w:color="000000" w:sz="0" w:space="0"/>
               <w:right w:val="single" w:color="000000" w:sz="0" w:space="0"/>
             </w:tcBorders>
-            <w:shd w:val="clear" w:color="auto" w:fill="DCEAF7" w:themeFill="text2" w:themeFillTint="19"/>
+            <w:shd w:val="clear" w:color="auto" w:fill="E3ECF8" w:themeFill="text2" w:themeFillTint="19"/>
           </w:tcPr>
           <w:p>
             <w:pPr>
@@ -17046,7 +17058,7 @@
               <w:bottom w:val="single" w:color="000000" w:sz="0" w:space="0"/>
               <w:right w:val="single" w:color="000000" w:sz="0" w:space="0"/>
             </w:tcBorders>
-            <w:shd w:val="clear" w:color="auto" w:fill="DCEAF7" w:themeFill="text2" w:themeFillTint="19"/>
+            <w:shd w:val="clear" w:color="auto" w:fill="E3ECF8" w:themeFill="text2" w:themeFillTint="19"/>
           </w:tcPr>
           <w:p>
             <w:pPr>
@@ -17080,7 +17092,7 @@
               <w:bottom w:val="single" w:color="000000" w:sz="0" w:space="0"/>
               <w:right w:val="single" w:color="000000" w:sz="0" w:space="0"/>
             </w:tcBorders>
-            <w:shd w:val="clear" w:color="auto" w:fill="DCEAF7" w:themeFill="text2" w:themeFillTint="19"/>
+            <w:shd w:val="clear" w:color="auto" w:fill="E3ECF8" w:themeFill="text2" w:themeFillTint="19"/>
           </w:tcPr>
           <w:p>
             <w:pPr>
@@ -17326,7 +17338,7 @@
               <w:bottom w:val="single" w:color="000000" w:sz="0" w:space="0"/>
               <w:right w:val="single" w:color="000000" w:sz="0" w:space="0"/>
             </w:tcBorders>
-            <w:shd w:val="clear" w:color="auto" w:fill="DCEAF7" w:themeFill="text2" w:themeFillTint="19"/>
+            <w:shd w:val="clear" w:color="auto" w:fill="E3ECF8" w:themeFill="text2" w:themeFillTint="19"/>
           </w:tcPr>
           <w:p>
             <w:pPr>
@@ -17359,7 +17371,7 @@
               <w:bottom w:val="single" w:color="000000" w:sz="0" w:space="0"/>
               <w:right w:val="single" w:color="000000" w:sz="0" w:space="0"/>
             </w:tcBorders>
-            <w:shd w:val="clear" w:color="auto" w:fill="DCEAF7" w:themeFill="text2" w:themeFillTint="19"/>
+            <w:shd w:val="clear" w:color="auto" w:fill="E3ECF8" w:themeFill="text2" w:themeFillTint="19"/>
           </w:tcPr>
           <w:p>
             <w:pPr>
@@ -17392,7 +17404,7 @@
               <w:bottom w:val="single" w:color="000000" w:sz="0" w:space="0"/>
               <w:right w:val="single" w:color="000000" w:sz="0" w:space="0"/>
             </w:tcBorders>
-            <w:shd w:val="clear" w:color="auto" w:fill="DCEAF7" w:themeFill="text2" w:themeFillTint="19"/>
+            <w:shd w:val="clear" w:color="auto" w:fill="E3ECF8" w:themeFill="text2" w:themeFillTint="19"/>
           </w:tcPr>
           <w:p>
             <w:pPr>
@@ -17425,7 +17437,7 @@
               <w:bottom w:val="single" w:color="000000" w:sz="0" w:space="0"/>
               <w:right w:val="single" w:color="000000" w:sz="0" w:space="0"/>
             </w:tcBorders>
-            <w:shd w:val="clear" w:color="auto" w:fill="DCEAF7" w:themeFill="text2" w:themeFillTint="19"/>
+            <w:shd w:val="clear" w:color="auto" w:fill="E3ECF8" w:themeFill="text2" w:themeFillTint="19"/>
           </w:tcPr>
           <w:p>
             <w:pPr>
@@ -17667,7 +17679,7 @@
               <w:bottom w:val="single" w:color="000000" w:sz="0" w:space="0"/>
               <w:right w:val="single" w:color="000000" w:sz="0" w:space="0"/>
             </w:tcBorders>
-            <w:shd w:val="clear" w:color="auto" w:fill="DCEAF7" w:themeFill="text2" w:themeFillTint="19"/>
+            <w:shd w:val="clear" w:color="auto" w:fill="E3ECF8" w:themeFill="text2" w:themeFillTint="19"/>
           </w:tcPr>
           <w:p>
             <w:pPr>
@@ -17700,7 +17712,7 @@
               <w:bottom w:val="single" w:color="000000" w:sz="0" w:space="0"/>
               <w:right w:val="single" w:color="000000" w:sz="0" w:space="0"/>
             </w:tcBorders>
-            <w:shd w:val="clear" w:color="auto" w:fill="DCEAF7" w:themeFill="text2" w:themeFillTint="19"/>
+            <w:shd w:val="clear" w:color="auto" w:fill="E3ECF8" w:themeFill="text2" w:themeFillTint="19"/>
           </w:tcPr>
           <w:p>
             <w:pPr>
@@ -17733,7 +17745,7 @@
               <w:bottom w:val="single" w:color="000000" w:sz="0" w:space="0"/>
               <w:right w:val="single" w:color="000000" w:sz="0" w:space="0"/>
             </w:tcBorders>
-            <w:shd w:val="clear" w:color="auto" w:fill="DCEAF7" w:themeFill="text2" w:themeFillTint="19"/>
+            <w:shd w:val="clear" w:color="auto" w:fill="E3ECF8" w:themeFill="text2" w:themeFillTint="19"/>
           </w:tcPr>
           <w:p>
             <w:pPr>
@@ -17766,7 +17778,7 @@
               <w:bottom w:val="single" w:color="000000" w:sz="0" w:space="0"/>
               <w:right w:val="single" w:color="000000" w:sz="0" w:space="0"/>
             </w:tcBorders>
-            <w:shd w:val="clear" w:color="auto" w:fill="DCEAF7" w:themeFill="text2" w:themeFillTint="19"/>
+            <w:shd w:val="clear" w:color="auto" w:fill="E3ECF8" w:themeFill="text2" w:themeFillTint="19"/>
           </w:tcPr>
           <w:p>
             <w:pPr>
@@ -18876,7 +18888,7 @@
               <w:bottom w:val="single" w:color="000000" w:sz="0" w:space="0"/>
               <w:right w:val="single" w:color="000000" w:sz="0" w:space="0"/>
             </w:tcBorders>
-            <w:shd w:val="clear" w:color="auto" w:fill="DCEAF7" w:themeFill="text2" w:themeFillTint="19"/>
+            <w:shd w:val="clear" w:color="auto" w:fill="E3ECF8" w:themeFill="text2" w:themeFillTint="19"/>
           </w:tcPr>
           <w:p>
             <w:pPr>
@@ -18910,7 +18922,7 @@
               <w:bottom w:val="single" w:color="000000" w:sz="0" w:space="0"/>
               <w:right w:val="single" w:color="000000" w:sz="0" w:space="0"/>
             </w:tcBorders>
-            <w:shd w:val="clear" w:color="auto" w:fill="DCEAF7" w:themeFill="text2" w:themeFillTint="19"/>
+            <w:shd w:val="clear" w:color="auto" w:fill="E3ECF8" w:themeFill="text2" w:themeFillTint="19"/>
           </w:tcPr>
           <w:p>
             <w:pPr>
@@ -18944,7 +18956,7 @@
               <w:bottom w:val="single" w:color="000000" w:sz="0" w:space="0"/>
               <w:right w:val="single" w:color="000000" w:sz="0" w:space="0"/>
             </w:tcBorders>
-            <w:shd w:val="clear" w:color="auto" w:fill="DCEAF7" w:themeFill="text2" w:themeFillTint="19"/>
+            <w:shd w:val="clear" w:color="auto" w:fill="E3ECF8" w:themeFill="text2" w:themeFillTint="19"/>
           </w:tcPr>
           <w:p>
             <w:pPr>
@@ -18978,7 +18990,7 @@
               <w:bottom w:val="single" w:color="000000" w:sz="0" w:space="0"/>
               <w:right w:val="single" w:color="000000" w:sz="0" w:space="0"/>
             </w:tcBorders>
-            <w:shd w:val="clear" w:color="auto" w:fill="DCEAF7" w:themeFill="text2" w:themeFillTint="19"/>
+            <w:shd w:val="clear" w:color="auto" w:fill="E3ECF8" w:themeFill="text2" w:themeFillTint="19"/>
           </w:tcPr>
           <w:p>
             <w:pPr>
@@ -19012,7 +19024,7 @@
               <w:bottom w:val="single" w:color="000000" w:sz="0" w:space="0"/>
               <w:right w:val="single" w:color="000000" w:sz="0" w:space="0"/>
             </w:tcBorders>
-            <w:shd w:val="clear" w:color="auto" w:fill="DCEAF7" w:themeFill="text2" w:themeFillTint="19"/>
+            <w:shd w:val="clear" w:color="auto" w:fill="E3ECF8" w:themeFill="text2" w:themeFillTint="19"/>
           </w:tcPr>
           <w:p>
             <w:pPr>
@@ -20003,12 +20015,15 @@
               <w:bottom w:val="single" w:color="000000" w:sz="0" w:space="0"/>
               <w:right w:val="single" w:color="000000" w:sz="0" w:space="0"/>
             </w:tcBorders>
-          </w:tcPr>
-          <w:p>
-            <w:pPr>
-              <w:jc w:val="both"/>
-              <w:rPr>
-                <w:rFonts w:hint="default" w:ascii="Calibri" w:hAnsi="Calibri" w:cs="Calibri"/>
+            <w:shd w:val="clear" w:color="auto" w:fill="E3ECF8" w:themeFill="text2" w:themeFillTint="19"/>
+          </w:tcPr>
+          <w:p>
+            <w:pPr>
+              <w:jc w:val="both"/>
+              <w:rPr>
+                <w:rFonts w:hint="default" w:ascii="Calibri" w:hAnsi="Calibri" w:cs="Calibri"/>
+                <w:b/>
+                <w:bCs/>
                 <w:sz w:val="20"/>
                 <w:szCs w:val="20"/>
               </w:rPr>
@@ -20016,6 +20031,8 @@
             <w:r>
               <w:rPr>
                 <w:rFonts w:hint="default" w:ascii="Calibri" w:hAnsi="Calibri" w:cs="Calibri"/>
+                <w:b/>
+                <w:bCs/>
                 <w:sz w:val="20"/>
                 <w:szCs w:val="20"/>
               </w:rPr>
@@ -20032,12 +20049,15 @@
               <w:bottom w:val="single" w:color="000000" w:sz="0" w:space="0"/>
               <w:right w:val="single" w:color="000000" w:sz="0" w:space="0"/>
             </w:tcBorders>
-          </w:tcPr>
-          <w:p>
-            <w:pPr>
-              <w:jc w:val="both"/>
-              <w:rPr>
-                <w:rFonts w:hint="default" w:ascii="Calibri" w:hAnsi="Calibri" w:cs="Calibri"/>
+            <w:shd w:val="clear" w:color="auto" w:fill="E3ECF8" w:themeFill="text2" w:themeFillTint="19"/>
+          </w:tcPr>
+          <w:p>
+            <w:pPr>
+              <w:jc w:val="both"/>
+              <w:rPr>
+                <w:rFonts w:hint="default" w:ascii="Calibri" w:hAnsi="Calibri" w:cs="Calibri"/>
+                <w:b/>
+                <w:bCs/>
                 <w:sz w:val="20"/>
                 <w:szCs w:val="20"/>
               </w:rPr>
@@ -20045,6 +20065,8 @@
             <w:r>
               <w:rPr>
                 <w:rFonts w:hint="default" w:ascii="Calibri" w:hAnsi="Calibri" w:cs="Calibri"/>
+                <w:b/>
+                <w:bCs/>
                 <w:sz w:val="20"/>
                 <w:szCs w:val="20"/>
               </w:rPr>
@@ -20060,12 +20082,15 @@
               <w:bottom w:val="single" w:color="000000" w:sz="0" w:space="0"/>
               <w:right w:val="single" w:color="000000" w:sz="0" w:space="0"/>
             </w:tcBorders>
-          </w:tcPr>
-          <w:p>
-            <w:pPr>
-              <w:jc w:val="both"/>
-              <w:rPr>
-                <w:rFonts w:hint="default" w:ascii="Calibri" w:hAnsi="Calibri" w:cs="Calibri"/>
+            <w:shd w:val="clear" w:color="auto" w:fill="E3ECF8" w:themeFill="text2" w:themeFillTint="19"/>
+          </w:tcPr>
+          <w:p>
+            <w:pPr>
+              <w:jc w:val="both"/>
+              <w:rPr>
+                <w:rFonts w:hint="default" w:ascii="Calibri" w:hAnsi="Calibri" w:cs="Calibri"/>
+                <w:b/>
+                <w:bCs/>
                 <w:sz w:val="20"/>
                 <w:szCs w:val="20"/>
               </w:rPr>
@@ -20073,6 +20098,8 @@
             <w:r>
               <w:rPr>
                 <w:rFonts w:hint="default" w:ascii="Calibri" w:hAnsi="Calibri" w:cs="Calibri"/>
+                <w:b/>
+                <w:bCs/>
                 <w:sz w:val="20"/>
                 <w:szCs w:val="20"/>
               </w:rPr>
@@ -20474,7 +20501,7 @@
                 <w:sz w:val="20"/>
                 <w:szCs w:val="20"/>
               </w:rPr>
-              <w:t>N11, N12, N13</w:t>
+              <w:t>N11, N12</w:t>
             </w:r>
           </w:p>
         </w:tc>
@@ -21082,7 +21109,7 @@
               <w:tl2br w:val="nil"/>
               <w:tr2bl w:val="nil"/>
             </w:tcBorders>
-            <w:shd w:val="clear" w:color="auto" w:fill="DCEAF7" w:themeFill="text2" w:themeFillTint="19"/>
+            <w:shd w:val="clear" w:color="auto" w:fill="E3ECF8" w:themeFill="text2" w:themeFillTint="19"/>
           </w:tcPr>
           <w:p>
             <w:pPr>
@@ -21115,7 +21142,7 @@
               <w:tl2br w:val="nil"/>
               <w:tr2bl w:val="nil"/>
             </w:tcBorders>
-            <w:shd w:val="clear" w:color="auto" w:fill="DCEAF7" w:themeFill="text2" w:themeFillTint="19"/>
+            <w:shd w:val="clear" w:color="auto" w:fill="E3ECF8" w:themeFill="text2" w:themeFillTint="19"/>
           </w:tcPr>
           <w:p>
             <w:pPr>
@@ -21430,7 +21457,7 @@
               <w:tl2br w:val="nil"/>
               <w:tr2bl w:val="nil"/>
             </w:tcBorders>
-            <w:shd w:val="clear" w:color="auto" w:fill="DCEAF7" w:themeFill="text2" w:themeFillTint="19"/>
+            <w:shd w:val="clear" w:color="auto" w:fill="E3ECF8" w:themeFill="text2" w:themeFillTint="19"/>
           </w:tcPr>
           <w:p>
             <w:pPr>
@@ -21463,7 +21490,7 @@
               <w:tl2br w:val="nil"/>
               <w:tr2bl w:val="nil"/>
             </w:tcBorders>
-            <w:shd w:val="clear" w:color="auto" w:fill="DCEAF7" w:themeFill="text2" w:themeFillTint="19"/>
+            <w:shd w:val="clear" w:color="auto" w:fill="E3ECF8" w:themeFill="text2" w:themeFillTint="19"/>
           </w:tcPr>
           <w:p>
             <w:pPr>
@@ -21793,7 +21820,7 @@
         <w:tc>
           <w:tcPr>
             <w:tcW w:w="4360" w:type="dxa"/>
-            <w:shd w:val="clear" w:color="auto" w:fill="DCEAF7" w:themeFill="text2" w:themeFillTint="19"/>
+            <w:shd w:val="clear" w:color="auto" w:fill="E3ECF8" w:themeFill="text2" w:themeFillTint="19"/>
           </w:tcPr>
           <w:p>
             <w:pPr>
@@ -21822,7 +21849,7 @@
         <w:tc>
           <w:tcPr>
             <w:tcW w:w="4360" w:type="dxa"/>
-            <w:shd w:val="clear" w:color="auto" w:fill="DCEAF7" w:themeFill="text2" w:themeFillTint="19"/>
+            <w:shd w:val="clear" w:color="auto" w:fill="E3ECF8" w:themeFill="text2" w:themeFillTint="19"/>
           </w:tcPr>
           <w:p>
             <w:pPr>
@@ -22099,7 +22126,7 @@
         <w:tc>
           <w:tcPr>
             <w:tcW w:w="4360" w:type="dxa"/>
-            <w:shd w:val="clear" w:color="auto" w:fill="DCEAF7" w:themeFill="text2" w:themeFillTint="19"/>
+            <w:shd w:val="clear" w:color="auto" w:fill="E3ECF8" w:themeFill="text2" w:themeFillTint="19"/>
           </w:tcPr>
           <w:p>
             <w:pPr>
@@ -22128,7 +22155,7 @@
         <w:tc>
           <w:tcPr>
             <w:tcW w:w="4360" w:type="dxa"/>
-            <w:shd w:val="clear" w:color="auto" w:fill="DCEAF7" w:themeFill="text2" w:themeFillTint="19"/>
+            <w:shd w:val="clear" w:color="auto" w:fill="E3ECF8" w:themeFill="text2" w:themeFillTint="19"/>
           </w:tcPr>
           <w:p>
             <w:pPr>
@@ -22507,7 +22534,7 @@
         <w:tc>
           <w:tcPr>
             <w:tcW w:w="4360" w:type="dxa"/>
-            <w:shd w:val="clear" w:color="auto" w:fill="DCEAF7" w:themeFill="text2" w:themeFillTint="19"/>
+            <w:shd w:val="clear" w:color="auto" w:fill="E3ECF8" w:themeFill="text2" w:themeFillTint="19"/>
           </w:tcPr>
           <w:p>
             <w:pPr>
@@ -22536,7 +22563,7 @@
         <w:tc>
           <w:tcPr>
             <w:tcW w:w="4360" w:type="dxa"/>
-            <w:shd w:val="clear" w:color="auto" w:fill="DCEAF7" w:themeFill="text2" w:themeFillTint="19"/>
+            <w:shd w:val="clear" w:color="auto" w:fill="E3ECF8" w:themeFill="text2" w:themeFillTint="19"/>
           </w:tcPr>
           <w:p>
             <w:pPr>
@@ -22810,7 +22837,7 @@
         <w:tc>
           <w:tcPr>
             <w:tcW w:w="4360" w:type="dxa"/>
-            <w:shd w:val="clear" w:color="auto" w:fill="DCEAF7" w:themeFill="text2" w:themeFillTint="19"/>
+            <w:shd w:val="clear" w:color="auto" w:fill="E3ECF8" w:themeFill="text2" w:themeFillTint="19"/>
           </w:tcPr>
           <w:p>
             <w:pPr>
@@ -22839,7 +22866,7 @@
         <w:tc>
           <w:tcPr>
             <w:tcW w:w="4360" w:type="dxa"/>
-            <w:shd w:val="clear" w:color="auto" w:fill="DCEAF7" w:themeFill="text2" w:themeFillTint="19"/>
+            <w:shd w:val="clear" w:color="auto" w:fill="E3ECF8" w:themeFill="text2" w:themeFillTint="19"/>
           </w:tcPr>
           <w:p>
             <w:pPr>
@@ -23090,7 +23117,7 @@
         <w:tc>
           <w:tcPr>
             <w:tcW w:w="4360" w:type="dxa"/>
-            <w:shd w:val="clear" w:color="auto" w:fill="DCEAF7" w:themeFill="text2" w:themeFillTint="19"/>
+            <w:shd w:val="clear" w:color="auto" w:fill="E3ECF8" w:themeFill="text2" w:themeFillTint="19"/>
           </w:tcPr>
           <w:p>
             <w:pPr>
@@ -23119,7 +23146,7 @@
         <w:tc>
           <w:tcPr>
             <w:tcW w:w="4360" w:type="dxa"/>
-            <w:shd w:val="clear" w:color="auto" w:fill="DCEAF7" w:themeFill="text2" w:themeFillTint="19"/>
+            <w:shd w:val="clear" w:color="auto" w:fill="E3ECF8" w:themeFill="text2" w:themeFillTint="19"/>
           </w:tcPr>
           <w:p>
             <w:pPr>
@@ -23424,7 +23451,7 @@
         <w:tc>
           <w:tcPr>
             <w:tcW w:w="4360" w:type="dxa"/>
-            <w:shd w:val="clear" w:color="auto" w:fill="DCEAF7" w:themeFill="text2" w:themeFillTint="19"/>
+            <w:shd w:val="clear" w:color="auto" w:fill="E3ECF8" w:themeFill="text2" w:themeFillTint="19"/>
           </w:tcPr>
           <w:p>
             <w:pPr>
@@ -23453,7 +23480,7 @@
         <w:tc>
           <w:tcPr>
             <w:tcW w:w="4360" w:type="dxa"/>
-            <w:shd w:val="clear" w:color="auto" w:fill="DCEAF7" w:themeFill="text2" w:themeFillTint="19"/>
+            <w:shd w:val="clear" w:color="auto" w:fill="E3ECF8" w:themeFill="text2" w:themeFillTint="19"/>
           </w:tcPr>
           <w:p>
             <w:pPr>
@@ -24106,7 +24133,7 @@
               <w:bottom w:val="single" w:color="000000" w:sz="0" w:space="0"/>
               <w:right w:val="single" w:color="000000" w:sz="0" w:space="0"/>
             </w:tcBorders>
-            <w:shd w:val="clear" w:color="auto" w:fill="DCEAF7" w:themeFill="text2" w:themeFillTint="19"/>
+            <w:shd w:val="clear" w:color="auto" w:fill="E3ECF8" w:themeFill="text2" w:themeFillTint="19"/>
           </w:tcPr>
           <w:p>
             <w:pPr>
@@ -24140,7 +24167,7 @@
               <w:bottom w:val="single" w:color="000000" w:sz="0" w:space="0"/>
               <w:right w:val="single" w:color="000000" w:sz="0" w:space="0"/>
             </w:tcBorders>
-            <w:shd w:val="clear" w:color="auto" w:fill="DCEAF7" w:themeFill="text2" w:themeFillTint="19"/>
+            <w:shd w:val="clear" w:color="auto" w:fill="E3ECF8" w:themeFill="text2" w:themeFillTint="19"/>
           </w:tcPr>
           <w:p>
             <w:pPr>
@@ -24173,7 +24200,7 @@
               <w:bottom w:val="single" w:color="000000" w:sz="0" w:space="0"/>
               <w:right w:val="single" w:color="000000" w:sz="0" w:space="0"/>
             </w:tcBorders>
-            <w:shd w:val="clear" w:color="auto" w:fill="DCEAF7" w:themeFill="text2" w:themeFillTint="19"/>
+            <w:shd w:val="clear" w:color="auto" w:fill="E3ECF8" w:themeFill="text2" w:themeFillTint="19"/>
           </w:tcPr>
           <w:p>
             <w:pPr>
@@ -24206,7 +24233,7 @@
               <w:bottom w:val="single" w:color="000000" w:sz="0" w:space="0"/>
               <w:right w:val="single" w:color="000000" w:sz="0" w:space="0"/>
             </w:tcBorders>
-            <w:shd w:val="clear" w:color="auto" w:fill="DCEAF7" w:themeFill="text2" w:themeFillTint="19"/>
+            <w:shd w:val="clear" w:color="auto" w:fill="E3ECF8" w:themeFill="text2" w:themeFillTint="19"/>
           </w:tcPr>
           <w:p>
             <w:pPr>
@@ -25430,7 +25457,7 @@
               <w:bottom w:val="single" w:color="000000" w:sz="0" w:space="0"/>
               <w:right w:val="single" w:color="000000" w:sz="0" w:space="0"/>
             </w:tcBorders>
-            <w:shd w:val="clear" w:color="auto" w:fill="DCEAF7" w:themeFill="text2" w:themeFillTint="19"/>
+            <w:shd w:val="clear" w:color="auto" w:fill="E3ECF8" w:themeFill="text2" w:themeFillTint="19"/>
           </w:tcPr>
           <w:p>
             <w:pPr>
@@ -25463,7 +25490,7 @@
               <w:bottom w:val="single" w:color="000000" w:sz="0" w:space="0"/>
               <w:right w:val="single" w:color="000000" w:sz="0" w:space="0"/>
             </w:tcBorders>
-            <w:shd w:val="clear" w:color="auto" w:fill="DCEAF7" w:themeFill="text2" w:themeFillTint="19"/>
+            <w:shd w:val="clear" w:color="auto" w:fill="E3ECF8" w:themeFill="text2" w:themeFillTint="19"/>
           </w:tcPr>
           <w:p>
             <w:pPr>
@@ -25496,7 +25523,7 @@
               <w:bottom w:val="single" w:color="000000" w:sz="0" w:space="0"/>
               <w:right w:val="single" w:color="000000" w:sz="0" w:space="0"/>
             </w:tcBorders>
-            <w:shd w:val="clear" w:color="auto" w:fill="DCEAF7" w:themeFill="text2" w:themeFillTint="19"/>
+            <w:shd w:val="clear" w:color="auto" w:fill="E3ECF8" w:themeFill="text2" w:themeFillTint="19"/>
           </w:tcPr>
           <w:p>
             <w:pPr>
@@ -26289,7 +26316,7 @@
               <w:bottom w:val="single" w:color="000000" w:sz="0" w:space="0"/>
               <w:right w:val="single" w:color="000000" w:sz="0" w:space="0"/>
             </w:tcBorders>
-            <w:shd w:val="clear" w:color="auto" w:fill="DCEAF7" w:themeFill="text2" w:themeFillTint="19"/>
+            <w:shd w:val="clear" w:color="auto" w:fill="E3ECF8" w:themeFill="text2" w:themeFillTint="19"/>
           </w:tcPr>
           <w:p>
             <w:pPr>
@@ -26319,7 +26346,7 @@
               <w:bottom w:val="single" w:color="000000" w:sz="0" w:space="0"/>
               <w:right w:val="single" w:color="000000" w:sz="0" w:space="0"/>
             </w:tcBorders>
-            <w:shd w:val="clear" w:color="auto" w:fill="DCEAF7" w:themeFill="text2" w:themeFillTint="19"/>
+            <w:shd w:val="clear" w:color="auto" w:fill="E3ECF8" w:themeFill="text2" w:themeFillTint="19"/>
           </w:tcPr>
           <w:p>
             <w:pPr>
@@ -26349,7 +26376,7 @@
               <w:bottom w:val="single" w:color="000000" w:sz="0" w:space="0"/>
               <w:right w:val="single" w:color="000000" w:sz="0" w:space="0"/>
             </w:tcBorders>
-            <w:shd w:val="clear" w:color="auto" w:fill="DCEAF7" w:themeFill="text2" w:themeFillTint="19"/>
+            <w:shd w:val="clear" w:color="auto" w:fill="E3ECF8" w:themeFill="text2" w:themeFillTint="19"/>
           </w:tcPr>
           <w:p>
             <w:pPr>
@@ -26379,7 +26406,7 @@
               <w:bottom w:val="single" w:color="000000" w:sz="0" w:space="0"/>
               <w:right w:val="single" w:color="000000" w:sz="0" w:space="0"/>
             </w:tcBorders>
-            <w:shd w:val="clear" w:color="auto" w:fill="DCEAF7" w:themeFill="text2" w:themeFillTint="19"/>
+            <w:shd w:val="clear" w:color="auto" w:fill="E3ECF8" w:themeFill="text2" w:themeFillTint="19"/>
           </w:tcPr>
           <w:p>
             <w:pPr>
@@ -26409,7 +26436,7 @@
               <w:bottom w:val="single" w:color="000000" w:sz="0" w:space="0"/>
               <w:right w:val="single" w:color="000000" w:sz="0" w:space="0"/>
             </w:tcBorders>
-            <w:shd w:val="clear" w:color="auto" w:fill="DCEAF7" w:themeFill="text2" w:themeFillTint="19"/>
+            <w:shd w:val="clear" w:color="auto" w:fill="E3ECF8" w:themeFill="text2" w:themeFillTint="19"/>
           </w:tcPr>
           <w:p>
             <w:pPr>
@@ -26439,7 +26466,7 @@
               <w:bottom w:val="single" w:color="000000" w:sz="0" w:space="0"/>
               <w:right w:val="single" w:color="000000" w:sz="0" w:space="0"/>
             </w:tcBorders>
-            <w:shd w:val="clear" w:color="auto" w:fill="DCEAF7" w:themeFill="text2" w:themeFillTint="19"/>
+            <w:shd w:val="clear" w:color="auto" w:fill="E3ECF8" w:themeFill="text2" w:themeFillTint="19"/>
           </w:tcPr>
           <w:p>
             <w:pPr>
@@ -27647,7 +27674,7 @@
                 <w:sz w:val="18"/>
                 <w:szCs w:val="18"/>
               </w:rPr>
-              <w:t>: Implementar adapter pattern para permitir troca de provedor; manter cache local de cotações (Fase N5.2) como fallback; documentar provedor selecionado em registro formal de arquitetura..</w:t>
+              <w:t>: Implementar adapter pattern para permitir troca de provedor; manter cache local de cotações (Fase N5.2) como fallback; documentar provedor selecionado em registro formal de arquitetura.</w:t>
             </w:r>
           </w:p>
         </w:tc>
@@ -27708,7 +27735,7 @@
     <w:tbl>
       <w:tblPr>
         <w:tblStyle w:val="12"/>
-        <w:tblW w:w="0" w:type="auto"/>
+        <w:tblW w:w="4998" w:type="pct"/>
         <w:jc w:val="center"/>
         <w:tblCellSpacing w:w="0" w:type="dxa"/>
         <w:tblBorders>
@@ -27728,10 +27755,10 @@
         </w:tblCellMar>
       </w:tblPr>
       <w:tblGrid>
-        <w:gridCol w:w="1411"/>
-        <w:gridCol w:w="2361"/>
-        <w:gridCol w:w="2953"/>
-        <w:gridCol w:w="2109"/>
+        <w:gridCol w:w="1600"/>
+        <w:gridCol w:w="2170"/>
+        <w:gridCol w:w="2952"/>
+        <w:gridCol w:w="2108"/>
       </w:tblGrid>
       <w:tr>
         <w:tblPrEx>
@@ -27756,13 +27783,14 @@
         </w:trPr>
         <w:tc>
           <w:tcPr>
-            <w:tcBorders>
-              <w:top w:val="single" w:color="000000" w:sz="0" w:space="0"/>
-              <w:left w:val="single" w:color="000000" w:sz="0" w:space="0"/>
-              <w:bottom w:val="single" w:color="000000" w:sz="0" w:space="0"/>
-              <w:right w:val="single" w:color="000000" w:sz="0" w:space="0"/>
-            </w:tcBorders>
-            <w:shd w:val="clear" w:color="auto" w:fill="DCEAF7" w:themeFill="text2" w:themeFillTint="19"/>
+            <w:tcW w:w="906" w:type="pct"/>
+            <w:tcBorders>
+              <w:top w:val="single" w:color="000000" w:sz="0" w:space="0"/>
+              <w:left w:val="single" w:color="000000" w:sz="0" w:space="0"/>
+              <w:bottom w:val="single" w:color="000000" w:sz="0" w:space="0"/>
+              <w:right w:val="single" w:color="000000" w:sz="0" w:space="0"/>
+            </w:tcBorders>
+            <w:shd w:val="clear" w:color="auto" w:fill="E3ECF8" w:themeFill="text2" w:themeFillTint="19"/>
           </w:tcPr>
           <w:p>
             <w:pPr>
@@ -27785,13 +27813,14 @@
         </w:tc>
         <w:tc>
           <w:tcPr>
-            <w:tcBorders>
-              <w:top w:val="single" w:color="000000" w:sz="0" w:space="0"/>
-              <w:left w:val="single" w:color="000000" w:sz="0" w:space="0"/>
-              <w:bottom w:val="single" w:color="000000" w:sz="0" w:space="0"/>
-              <w:right w:val="single" w:color="000000" w:sz="0" w:space="0"/>
-            </w:tcBorders>
-            <w:shd w:val="clear" w:color="auto" w:fill="DCEAF7" w:themeFill="text2" w:themeFillTint="19"/>
+            <w:tcW w:w="1228" w:type="pct"/>
+            <w:tcBorders>
+              <w:top w:val="single" w:color="000000" w:sz="0" w:space="0"/>
+              <w:left w:val="single" w:color="000000" w:sz="0" w:space="0"/>
+              <w:bottom w:val="single" w:color="000000" w:sz="0" w:space="0"/>
+              <w:right w:val="single" w:color="000000" w:sz="0" w:space="0"/>
+            </w:tcBorders>
+            <w:shd w:val="clear" w:color="auto" w:fill="E3ECF8" w:themeFill="text2" w:themeFillTint="19"/>
           </w:tcPr>
           <w:p>
             <w:pPr>
@@ -27814,42 +27843,61 @@
         </w:tc>
         <w:tc>
           <w:tcPr>
-            <w:tcBorders>
-              <w:top w:val="single" w:color="000000" w:sz="0" w:space="0"/>
-              <w:left w:val="single" w:color="000000" w:sz="0" w:space="0"/>
-              <w:bottom w:val="single" w:color="000000" w:sz="0" w:space="0"/>
-              <w:right w:val="single" w:color="000000" w:sz="0" w:space="0"/>
-            </w:tcBorders>
-            <w:shd w:val="clear" w:color="auto" w:fill="DCEAF7" w:themeFill="text2" w:themeFillTint="19"/>
-          </w:tcPr>
-          <w:p>
-            <w:pPr>
-              <w:jc w:val="both"/>
-              <w:rPr>
-                <w:rFonts w:hint="default" w:ascii="Calibri" w:hAnsi="Calibri" w:cs="Calibri"/>
-                <w:sz w:val="18"/>
-                <w:szCs w:val="18"/>
-              </w:rPr>
-            </w:pPr>
-            <w:r>
-              <w:rPr>
-                <w:rFonts w:hint="default" w:ascii="Calibri" w:hAnsi="Calibri" w:cs="Calibri"/>
-                <w:sz w:val="18"/>
-                <w:szCs w:val="18"/>
-              </w:rPr>
-              <w:t>Fases EAP v2.0 Relacionadas</w:t>
-            </w:r>
-          </w:p>
-        </w:tc>
-        <w:tc>
-          <w:tcPr>
-            <w:tcBorders>
-              <w:top w:val="single" w:color="000000" w:sz="0" w:space="0"/>
-              <w:left w:val="single" w:color="000000" w:sz="0" w:space="0"/>
-              <w:bottom w:val="single" w:color="000000" w:sz="0" w:space="0"/>
-              <w:right w:val="single" w:color="000000" w:sz="0" w:space="0"/>
-            </w:tcBorders>
-            <w:shd w:val="clear" w:color="auto" w:fill="DCEAF7" w:themeFill="text2" w:themeFillTint="19"/>
+            <w:tcW w:w="1671" w:type="pct"/>
+            <w:tcBorders>
+              <w:top w:val="single" w:color="000000" w:sz="0" w:space="0"/>
+              <w:left w:val="single" w:color="000000" w:sz="0" w:space="0"/>
+              <w:bottom w:val="single" w:color="000000" w:sz="0" w:space="0"/>
+              <w:right w:val="single" w:color="000000" w:sz="0" w:space="0"/>
+            </w:tcBorders>
+            <w:shd w:val="clear" w:color="auto" w:fill="E3ECF8" w:themeFill="text2" w:themeFillTint="19"/>
+          </w:tcPr>
+          <w:p>
+            <w:pPr>
+              <w:jc w:val="both"/>
+              <w:rPr>
+                <w:rFonts w:hint="default" w:ascii="Calibri" w:hAnsi="Calibri" w:cs="Calibri"/>
+                <w:sz w:val="18"/>
+                <w:szCs w:val="18"/>
+              </w:rPr>
+            </w:pPr>
+            <w:r>
+              <w:rPr>
+                <w:rFonts w:hint="default" w:ascii="Calibri" w:hAnsi="Calibri" w:cs="Calibri"/>
+                <w:sz w:val="18"/>
+                <w:szCs w:val="18"/>
+              </w:rPr>
+              <w:t>Fases EAP</w:t>
+            </w:r>
+            <w:r>
+              <w:rPr>
+                <w:rFonts w:hint="default" w:ascii="Calibri" w:hAnsi="Calibri" w:cs="Calibri"/>
+                <w:sz w:val="18"/>
+                <w:szCs w:val="18"/>
+                <w:lang w:val="pt-BR"/>
+              </w:rPr>
+              <w:t xml:space="preserve"> </w:t>
+            </w:r>
+            <w:r>
+              <w:rPr>
+                <w:rFonts w:hint="default" w:ascii="Calibri" w:hAnsi="Calibri" w:cs="Calibri"/>
+                <w:sz w:val="18"/>
+                <w:szCs w:val="18"/>
+              </w:rPr>
+              <w:t>Relacionadas</w:t>
+            </w:r>
+          </w:p>
+        </w:tc>
+        <w:tc>
+          <w:tcPr>
+            <w:tcW w:w="1193" w:type="pct"/>
+            <w:tcBorders>
+              <w:top w:val="single" w:color="000000" w:sz="0" w:space="0"/>
+              <w:left w:val="single" w:color="000000" w:sz="0" w:space="0"/>
+              <w:bottom w:val="single" w:color="000000" w:sz="0" w:space="0"/>
+              <w:right w:val="single" w:color="000000" w:sz="0" w:space="0"/>
+            </w:tcBorders>
+            <w:shd w:val="clear" w:color="auto" w:fill="E3ECF8" w:themeFill="text2" w:themeFillTint="19"/>
           </w:tcPr>
           <w:p>
             <w:pPr>
@@ -27867,6 +27915,138 @@
                 <w:szCs w:val="18"/>
               </w:rPr>
               <w:t>Domínio PMBOK 7ª</w:t>
+            </w:r>
+          </w:p>
+        </w:tc>
+      </w:tr>
+      <w:tr>
+        <w:tblPrEx>
+          <w:tblBorders>
+            <w:top w:val="single" w:color="000000" w:sz="2" w:space="0"/>
+            <w:left w:val="single" w:color="000000" w:sz="2" w:space="0"/>
+            <w:bottom w:val="single" w:color="000000" w:sz="2" w:space="0"/>
+            <w:right w:val="single" w:color="000000" w:sz="2" w:space="0"/>
+            <w:insideH w:val="none" w:color="auto" w:sz="0" w:space="0"/>
+            <w:insideV w:val="none" w:color="auto" w:sz="0" w:space="0"/>
+          </w:tblBorders>
+        </w:tblPrEx>
+        <w:trPr>
+          <w:tblCellSpacing w:w="0" w:type="dxa"/>
+          <w:jc w:val="center"/>
+        </w:trPr>
+        <w:tc>
+          <w:tcPr>
+            <w:tcW w:w="906" w:type="pct"/>
+            <w:tcBorders>
+              <w:top w:val="single" w:color="000000" w:sz="0" w:space="0"/>
+              <w:left w:val="single" w:color="000000" w:sz="0" w:space="0"/>
+              <w:bottom w:val="single" w:color="000000" w:sz="0" w:space="0"/>
+              <w:right w:val="single" w:color="000000" w:sz="0" w:space="0"/>
+            </w:tcBorders>
+          </w:tcPr>
+          <w:p>
+            <w:pPr>
+              <w:jc w:val="both"/>
+              <w:rPr>
+                <w:rFonts w:hint="default" w:ascii="Calibri" w:hAnsi="Calibri" w:cs="Calibri"/>
+                <w:sz w:val="18"/>
+                <w:szCs w:val="18"/>
+              </w:rPr>
+            </w:pPr>
+            <w:r>
+              <w:rPr>
+                <w:rFonts w:hint="default" w:ascii="Calibri" w:hAnsi="Calibri" w:cs="Calibri"/>
+                <w:sz w:val="18"/>
+                <w:szCs w:val="18"/>
+              </w:rPr>
+              <w:t>R1 (Entrega parcial)</w:t>
+            </w:r>
+          </w:p>
+        </w:tc>
+        <w:tc>
+          <w:tcPr>
+            <w:tcW w:w="1228" w:type="pct"/>
+            <w:tcBorders>
+              <w:top w:val="single" w:color="000000" w:sz="0" w:space="0"/>
+              <w:left w:val="single" w:color="000000" w:sz="0" w:space="0"/>
+              <w:bottom w:val="single" w:color="000000" w:sz="0" w:space="0"/>
+              <w:right w:val="single" w:color="000000" w:sz="0" w:space="0"/>
+            </w:tcBorders>
+          </w:tcPr>
+          <w:p>
+            <w:pPr>
+              <w:jc w:val="both"/>
+              <w:rPr>
+                <w:rFonts w:hint="default" w:ascii="Calibri" w:hAnsi="Calibri" w:cs="Calibri"/>
+                <w:sz w:val="18"/>
+                <w:szCs w:val="18"/>
+              </w:rPr>
+            </w:pPr>
+            <w:r>
+              <w:rPr>
+                <w:rFonts w:hint="default" w:ascii="Calibri" w:hAnsi="Calibri" w:cs="Calibri"/>
+                <w:sz w:val="18"/>
+                <w:szCs w:val="18"/>
+              </w:rPr>
+              <w:t>Cronograma (Marcos) — 22/09/2026</w:t>
+            </w:r>
+          </w:p>
+        </w:tc>
+        <w:tc>
+          <w:tcPr>
+            <w:tcW w:w="1671" w:type="pct"/>
+            <w:tcBorders>
+              <w:top w:val="single" w:color="000000" w:sz="0" w:space="0"/>
+              <w:left w:val="single" w:color="000000" w:sz="0" w:space="0"/>
+              <w:bottom w:val="single" w:color="000000" w:sz="0" w:space="0"/>
+              <w:right w:val="single" w:color="000000" w:sz="0" w:space="0"/>
+            </w:tcBorders>
+          </w:tcPr>
+          <w:p>
+            <w:pPr>
+              <w:jc w:val="both"/>
+              <w:rPr>
+                <w:rFonts w:hint="default" w:ascii="Calibri" w:hAnsi="Calibri" w:cs="Calibri"/>
+                <w:sz w:val="18"/>
+                <w:szCs w:val="18"/>
+              </w:rPr>
+            </w:pPr>
+            <w:r>
+              <w:rPr>
+                <w:rFonts w:hint="default" w:ascii="Calibri" w:hAnsi="Calibri" w:cs="Calibri"/>
+                <w:sz w:val="18"/>
+                <w:szCs w:val="18"/>
+              </w:rPr>
+              <w:t>Macro-fase MF1 (todas as fases)</w:t>
+            </w:r>
+          </w:p>
+        </w:tc>
+        <w:tc>
+          <w:tcPr>
+            <w:tcW w:w="1193" w:type="pct"/>
+            <w:tcBorders>
+              <w:top w:val="single" w:color="000000" w:sz="0" w:space="0"/>
+              <w:left w:val="single" w:color="000000" w:sz="0" w:space="0"/>
+              <w:bottom w:val="single" w:color="000000" w:sz="0" w:space="0"/>
+              <w:right w:val="single" w:color="000000" w:sz="0" w:space="0"/>
+            </w:tcBorders>
+          </w:tcPr>
+          <w:p>
+            <w:pPr>
+              <w:jc w:val="both"/>
+              <w:rPr>
+                <w:rFonts w:hint="default" w:ascii="Calibri" w:hAnsi="Calibri" w:cs="Calibri"/>
+                <w:sz w:val="18"/>
+                <w:szCs w:val="18"/>
+              </w:rPr>
+            </w:pPr>
+            <w:r>
+              <w:rPr>
+                <w:rFonts w:hint="default" w:ascii="Calibri" w:hAnsi="Calibri" w:cs="Calibri"/>
+                <w:sz w:val="18"/>
+                <w:szCs w:val="18"/>
+              </w:rPr>
+              <w:t>Abordagem de Desenvolvimento</w:t>
             </w:r>
           </w:p>
         </w:tc>
@@ -27894,90 +28074,94 @@
         </w:trPr>
         <w:tc>
           <w:tcPr>
-            <w:tcBorders>
-              <w:top w:val="single" w:color="000000" w:sz="0" w:space="0"/>
-              <w:left w:val="single" w:color="000000" w:sz="0" w:space="0"/>
-              <w:bottom w:val="single" w:color="000000" w:sz="0" w:space="0"/>
-              <w:right w:val="single" w:color="000000" w:sz="0" w:space="0"/>
-            </w:tcBorders>
-          </w:tcPr>
-          <w:p>
-            <w:pPr>
-              <w:jc w:val="both"/>
-              <w:rPr>
-                <w:rFonts w:hint="default" w:ascii="Calibri" w:hAnsi="Calibri" w:cs="Calibri"/>
-                <w:sz w:val="18"/>
-                <w:szCs w:val="18"/>
-              </w:rPr>
-            </w:pPr>
-            <w:r>
-              <w:rPr>
-                <w:rFonts w:hint="default" w:ascii="Calibri" w:hAnsi="Calibri" w:cs="Calibri"/>
-                <w:sz w:val="18"/>
-                <w:szCs w:val="18"/>
-              </w:rPr>
-              <w:t>R1 (Entrega parcial)</w:t>
-            </w:r>
-          </w:p>
-        </w:tc>
-        <w:tc>
-          <w:tcPr>
-            <w:tcBorders>
-              <w:top w:val="single" w:color="000000" w:sz="0" w:space="0"/>
-              <w:left w:val="single" w:color="000000" w:sz="0" w:space="0"/>
-              <w:bottom w:val="single" w:color="000000" w:sz="0" w:space="0"/>
-              <w:right w:val="single" w:color="000000" w:sz="0" w:space="0"/>
-            </w:tcBorders>
-          </w:tcPr>
-          <w:p>
-            <w:pPr>
-              <w:jc w:val="both"/>
-              <w:rPr>
-                <w:rFonts w:hint="default" w:ascii="Calibri" w:hAnsi="Calibri" w:cs="Calibri"/>
-                <w:sz w:val="18"/>
-                <w:szCs w:val="18"/>
-              </w:rPr>
-            </w:pPr>
-            <w:r>
-              <w:rPr>
-                <w:rFonts w:hint="default" w:ascii="Calibri" w:hAnsi="Calibri" w:cs="Calibri"/>
-                <w:sz w:val="18"/>
-                <w:szCs w:val="18"/>
-              </w:rPr>
-              <w:t>Cronograma (Marcos) — 22/09/2026</w:t>
-            </w:r>
-          </w:p>
-        </w:tc>
-        <w:tc>
-          <w:tcPr>
-            <w:tcBorders>
-              <w:top w:val="single" w:color="000000" w:sz="0" w:space="0"/>
-              <w:left w:val="single" w:color="000000" w:sz="0" w:space="0"/>
-              <w:bottom w:val="single" w:color="000000" w:sz="0" w:space="0"/>
-              <w:right w:val="single" w:color="000000" w:sz="0" w:space="0"/>
-            </w:tcBorders>
-          </w:tcPr>
-          <w:p>
-            <w:pPr>
-              <w:jc w:val="both"/>
-              <w:rPr>
-                <w:rFonts w:hint="default" w:ascii="Calibri" w:hAnsi="Calibri" w:cs="Calibri"/>
-                <w:sz w:val="18"/>
-                <w:szCs w:val="18"/>
-              </w:rPr>
-            </w:pPr>
-            <w:r>
-              <w:rPr>
-                <w:rFonts w:hint="default" w:ascii="Calibri" w:hAnsi="Calibri" w:cs="Calibri"/>
-                <w:sz w:val="18"/>
-                <w:szCs w:val="18"/>
-              </w:rPr>
-              <w:t>Macro-fase MF1 (todas as fases)</w:t>
-            </w:r>
-          </w:p>
-        </w:tc>
-        <w:tc>
-          <w:tcPr>
+            <w:tcW w:w="906" w:type="pct"/>
+            <w:tcBorders>
+              <w:top w:val="single" w:color="000000" w:sz="0" w:space="0"/>
+              <w:left w:val="single" w:color="000000" w:sz="0" w:space="0"/>
+              <w:bottom w:val="single" w:color="000000" w:sz="0" w:space="0"/>
+              <w:right w:val="single" w:color="000000" w:sz="0" w:space="0"/>
+            </w:tcBorders>
+          </w:tcPr>
+          <w:p>
+            <w:pPr>
+              <w:jc w:val="both"/>
+              <w:rPr>
+                <w:rFonts w:hint="default" w:ascii="Calibri" w:hAnsi="Calibri" w:cs="Calibri"/>
+                <w:sz w:val="18"/>
+                <w:szCs w:val="18"/>
+              </w:rPr>
+            </w:pPr>
+            <w:r>
+              <w:rPr>
+                <w:rFonts w:hint="default" w:ascii="Calibri" w:hAnsi="Calibri" w:cs="Calibri"/>
+                <w:sz w:val="18"/>
+                <w:szCs w:val="18"/>
+              </w:rPr>
+              <w:t>R2 (Stack instável)</w:t>
+            </w:r>
+          </w:p>
+        </w:tc>
+        <w:tc>
+          <w:tcPr>
+            <w:tcW w:w="1228" w:type="pct"/>
+            <w:tcBorders>
+              <w:top w:val="single" w:color="000000" w:sz="0" w:space="0"/>
+              <w:left w:val="single" w:color="000000" w:sz="0" w:space="0"/>
+              <w:bottom w:val="single" w:color="000000" w:sz="0" w:space="0"/>
+              <w:right w:val="single" w:color="000000" w:sz="0" w:space="0"/>
+            </w:tcBorders>
+          </w:tcPr>
+          <w:p>
+            <w:pPr>
+              <w:jc w:val="both"/>
+              <w:rPr>
+                <w:rFonts w:hint="default" w:ascii="Calibri" w:hAnsi="Calibri" w:cs="Calibri"/>
+                <w:sz w:val="18"/>
+                <w:szCs w:val="18"/>
+              </w:rPr>
+            </w:pPr>
+            <w:r>
+              <w:rPr>
+                <w:rFonts w:hint="default" w:ascii="Calibri" w:hAnsi="Calibri" w:cs="Calibri"/>
+                <w:sz w:val="18"/>
+                <w:szCs w:val="18"/>
+              </w:rPr>
+              <w:t>Produto (Escopo) — MVP funcional ≤ 3s</w:t>
+            </w:r>
+          </w:p>
+        </w:tc>
+        <w:tc>
+          <w:tcPr>
+            <w:tcW w:w="1671" w:type="pct"/>
+            <w:tcBorders>
+              <w:top w:val="single" w:color="000000" w:sz="0" w:space="0"/>
+              <w:left w:val="single" w:color="000000" w:sz="0" w:space="0"/>
+              <w:bottom w:val="single" w:color="000000" w:sz="0" w:space="0"/>
+              <w:right w:val="single" w:color="000000" w:sz="0" w:space="0"/>
+            </w:tcBorders>
+          </w:tcPr>
+          <w:p>
+            <w:pPr>
+              <w:jc w:val="both"/>
+              <w:rPr>
+                <w:rFonts w:hint="default" w:ascii="Calibri" w:hAnsi="Calibri" w:cs="Calibri"/>
+                <w:sz w:val="18"/>
+                <w:szCs w:val="18"/>
+              </w:rPr>
+            </w:pPr>
+            <w:r>
+              <w:rPr>
+                <w:rFonts w:hint="default" w:ascii="Calibri" w:hAnsi="Calibri" w:cs="Calibri"/>
+                <w:sz w:val="18"/>
+                <w:szCs w:val="18"/>
+              </w:rPr>
+              <w:t>N4.1 (Seleção da Stack), N5 (Desenvolvimento)</w:t>
+            </w:r>
+          </w:p>
+        </w:tc>
+        <w:tc>
+          <w:tcPr>
+            <w:tcW w:w="1193" w:type="pct"/>
             <w:tcBorders>
               <w:top w:val="single" w:color="000000" w:sz="0" w:space="0"/>
               <w:left w:val="single" w:color="000000" w:sz="0" w:space="0"/>
@@ -28001,6 +28185,138 @@
                 <w:szCs w:val="18"/>
               </w:rPr>
               <w:t>Abordagem de Desenvolvimento</w:t>
+            </w:r>
+          </w:p>
+        </w:tc>
+      </w:tr>
+      <w:tr>
+        <w:tblPrEx>
+          <w:tblBorders>
+            <w:top w:val="single" w:color="000000" w:sz="2" w:space="0"/>
+            <w:left w:val="single" w:color="000000" w:sz="2" w:space="0"/>
+            <w:bottom w:val="single" w:color="000000" w:sz="2" w:space="0"/>
+            <w:right w:val="single" w:color="000000" w:sz="2" w:space="0"/>
+            <w:insideH w:val="none" w:color="auto" w:sz="0" w:space="0"/>
+            <w:insideV w:val="none" w:color="auto" w:sz="0" w:space="0"/>
+          </w:tblBorders>
+        </w:tblPrEx>
+        <w:trPr>
+          <w:tblCellSpacing w:w="0" w:type="dxa"/>
+          <w:jc w:val="center"/>
+        </w:trPr>
+        <w:tc>
+          <w:tcPr>
+            <w:tcW w:w="906" w:type="pct"/>
+            <w:tcBorders>
+              <w:top w:val="single" w:color="000000" w:sz="0" w:space="0"/>
+              <w:left w:val="single" w:color="000000" w:sz="0" w:space="0"/>
+              <w:bottom w:val="single" w:color="000000" w:sz="0" w:space="0"/>
+              <w:right w:val="single" w:color="000000" w:sz="0" w:space="0"/>
+            </w:tcBorders>
+          </w:tcPr>
+          <w:p>
+            <w:pPr>
+              <w:jc w:val="both"/>
+              <w:rPr>
+                <w:rFonts w:hint="default" w:ascii="Calibri" w:hAnsi="Calibri" w:cs="Calibri"/>
+                <w:sz w:val="18"/>
+                <w:szCs w:val="18"/>
+              </w:rPr>
+            </w:pPr>
+            <w:r>
+              <w:rPr>
+                <w:rFonts w:hint="default" w:ascii="Calibri" w:hAnsi="Calibri" w:cs="Calibri"/>
+                <w:sz w:val="18"/>
+                <w:szCs w:val="18"/>
+              </w:rPr>
+              <w:t>R3 (Burnout)</w:t>
+            </w:r>
+          </w:p>
+        </w:tc>
+        <w:tc>
+          <w:tcPr>
+            <w:tcW w:w="1228" w:type="pct"/>
+            <w:tcBorders>
+              <w:top w:val="single" w:color="000000" w:sz="0" w:space="0"/>
+              <w:left w:val="single" w:color="000000" w:sz="0" w:space="0"/>
+              <w:bottom w:val="single" w:color="000000" w:sz="0" w:space="0"/>
+              <w:right w:val="single" w:color="000000" w:sz="0" w:space="0"/>
+            </w:tcBorders>
+          </w:tcPr>
+          <w:p>
+            <w:pPr>
+              <w:jc w:val="both"/>
+              <w:rPr>
+                <w:rFonts w:hint="default" w:ascii="Calibri" w:hAnsi="Calibri" w:cs="Calibri"/>
+                <w:sz w:val="18"/>
+                <w:szCs w:val="18"/>
+              </w:rPr>
+            </w:pPr>
+            <w:r>
+              <w:rPr>
+                <w:rFonts w:hint="default" w:ascii="Calibri" w:hAnsi="Calibri" w:cs="Calibri"/>
+                <w:sz w:val="18"/>
+                <w:szCs w:val="18"/>
+              </w:rPr>
+              <w:t>Inovação e Ferramentas — FOSS + SDD com IA</w:t>
+            </w:r>
+          </w:p>
+        </w:tc>
+        <w:tc>
+          <w:tcPr>
+            <w:tcW w:w="1671" w:type="pct"/>
+            <w:tcBorders>
+              <w:top w:val="single" w:color="000000" w:sz="0" w:space="0"/>
+              <w:left w:val="single" w:color="000000" w:sz="0" w:space="0"/>
+              <w:bottom w:val="single" w:color="000000" w:sz="0" w:space="0"/>
+              <w:right w:val="single" w:color="000000" w:sz="0" w:space="0"/>
+            </w:tcBorders>
+          </w:tcPr>
+          <w:p>
+            <w:pPr>
+              <w:jc w:val="both"/>
+              <w:rPr>
+                <w:rFonts w:hint="default" w:ascii="Calibri" w:hAnsi="Calibri" w:cs="Calibri"/>
+                <w:sz w:val="18"/>
+                <w:szCs w:val="18"/>
+              </w:rPr>
+            </w:pPr>
+            <w:r>
+              <w:rPr>
+                <w:rFonts w:hint="default" w:ascii="Calibri" w:hAnsi="Calibri" w:cs="Calibri"/>
+                <w:sz w:val="18"/>
+                <w:szCs w:val="18"/>
+              </w:rPr>
+              <w:t>Todas as fases (transversal)</w:t>
+            </w:r>
+          </w:p>
+        </w:tc>
+        <w:tc>
+          <w:tcPr>
+            <w:tcW w:w="1193" w:type="pct"/>
+            <w:tcBorders>
+              <w:top w:val="single" w:color="000000" w:sz="0" w:space="0"/>
+              <w:left w:val="single" w:color="000000" w:sz="0" w:space="0"/>
+              <w:bottom w:val="single" w:color="000000" w:sz="0" w:space="0"/>
+              <w:right w:val="single" w:color="000000" w:sz="0" w:space="0"/>
+            </w:tcBorders>
+          </w:tcPr>
+          <w:p>
+            <w:pPr>
+              <w:jc w:val="both"/>
+              <w:rPr>
+                <w:rFonts w:hint="default" w:ascii="Calibri" w:hAnsi="Calibri" w:cs="Calibri"/>
+                <w:sz w:val="18"/>
+                <w:szCs w:val="18"/>
+              </w:rPr>
+            </w:pPr>
+            <w:r>
+              <w:rPr>
+                <w:rFonts w:hint="default" w:ascii="Calibri" w:hAnsi="Calibri" w:cs="Calibri"/>
+                <w:sz w:val="18"/>
+                <w:szCs w:val="18"/>
+              </w:rPr>
+              <w:t>Equipe</w:t>
             </w:r>
           </w:p>
         </w:tc>
@@ -28028,113 +28344,117 @@
         </w:trPr>
         <w:tc>
           <w:tcPr>
-            <w:tcBorders>
-              <w:top w:val="single" w:color="000000" w:sz="0" w:space="0"/>
-              <w:left w:val="single" w:color="000000" w:sz="0" w:space="0"/>
-              <w:bottom w:val="single" w:color="000000" w:sz="0" w:space="0"/>
-              <w:right w:val="single" w:color="000000" w:sz="0" w:space="0"/>
-            </w:tcBorders>
-          </w:tcPr>
-          <w:p>
-            <w:pPr>
-              <w:jc w:val="both"/>
-              <w:rPr>
-                <w:rFonts w:hint="default" w:ascii="Calibri" w:hAnsi="Calibri" w:cs="Calibri"/>
-                <w:sz w:val="18"/>
-                <w:szCs w:val="18"/>
-              </w:rPr>
-            </w:pPr>
-            <w:r>
-              <w:rPr>
-                <w:rFonts w:hint="default" w:ascii="Calibri" w:hAnsi="Calibri" w:cs="Calibri"/>
-                <w:sz w:val="18"/>
-                <w:szCs w:val="18"/>
-              </w:rPr>
-              <w:t>R2 (Stack instável)</w:t>
-            </w:r>
-          </w:p>
-        </w:tc>
-        <w:tc>
-          <w:tcPr>
-            <w:tcBorders>
-              <w:top w:val="single" w:color="000000" w:sz="0" w:space="0"/>
-              <w:left w:val="single" w:color="000000" w:sz="0" w:space="0"/>
-              <w:bottom w:val="single" w:color="000000" w:sz="0" w:space="0"/>
-              <w:right w:val="single" w:color="000000" w:sz="0" w:space="0"/>
-            </w:tcBorders>
-          </w:tcPr>
-          <w:p>
-            <w:pPr>
-              <w:jc w:val="both"/>
-              <w:rPr>
-                <w:rFonts w:hint="default" w:ascii="Calibri" w:hAnsi="Calibri" w:cs="Calibri"/>
-                <w:sz w:val="18"/>
-                <w:szCs w:val="18"/>
-              </w:rPr>
-            </w:pPr>
-            <w:r>
-              <w:rPr>
-                <w:rFonts w:hint="default" w:ascii="Calibri" w:hAnsi="Calibri" w:cs="Calibri"/>
-                <w:sz w:val="18"/>
-                <w:szCs w:val="18"/>
-              </w:rPr>
-              <w:t>Produto (Escopo) — MVP funcional ≤ 3s</w:t>
-            </w:r>
-          </w:p>
-        </w:tc>
-        <w:tc>
-          <w:tcPr>
-            <w:tcBorders>
-              <w:top w:val="single" w:color="000000" w:sz="0" w:space="0"/>
-              <w:left w:val="single" w:color="000000" w:sz="0" w:space="0"/>
-              <w:bottom w:val="single" w:color="000000" w:sz="0" w:space="0"/>
-              <w:right w:val="single" w:color="000000" w:sz="0" w:space="0"/>
-            </w:tcBorders>
-          </w:tcPr>
-          <w:p>
-            <w:pPr>
-              <w:jc w:val="both"/>
-              <w:rPr>
-                <w:rFonts w:hint="default" w:ascii="Calibri" w:hAnsi="Calibri" w:cs="Calibri"/>
-                <w:sz w:val="18"/>
-                <w:szCs w:val="18"/>
-              </w:rPr>
-            </w:pPr>
-            <w:r>
-              <w:rPr>
-                <w:rFonts w:hint="default" w:ascii="Calibri" w:hAnsi="Calibri" w:cs="Calibri"/>
-                <w:sz w:val="18"/>
-                <w:szCs w:val="18"/>
-              </w:rPr>
-              <w:t>N4.1 (Seleção da Stack), N5 (Desenvolvimento)</w:t>
-            </w:r>
-          </w:p>
-        </w:tc>
-        <w:tc>
-          <w:tcPr>
-            <w:tcBorders>
-              <w:top w:val="single" w:color="000000" w:sz="0" w:space="0"/>
-              <w:left w:val="single" w:color="000000" w:sz="0" w:space="0"/>
-              <w:bottom w:val="single" w:color="000000" w:sz="0" w:space="0"/>
-              <w:right w:val="single" w:color="000000" w:sz="0" w:space="0"/>
-            </w:tcBorders>
-          </w:tcPr>
-          <w:p>
-            <w:pPr>
-              <w:jc w:val="both"/>
-              <w:rPr>
-                <w:rFonts w:hint="default" w:ascii="Calibri" w:hAnsi="Calibri" w:cs="Calibri"/>
-                <w:sz w:val="18"/>
-                <w:szCs w:val="18"/>
-              </w:rPr>
-            </w:pPr>
-            <w:r>
-              <w:rPr>
-                <w:rFonts w:hint="default" w:ascii="Calibri" w:hAnsi="Calibri" w:cs="Calibri"/>
-                <w:sz w:val="18"/>
-                <w:szCs w:val="18"/>
-              </w:rPr>
-              <w:t>Abordagem de Desenvolvimento</w:t>
+            <w:tcW w:w="906" w:type="pct"/>
+            <w:tcBorders>
+              <w:top w:val="single" w:color="000000" w:sz="0" w:space="0"/>
+              <w:left w:val="single" w:color="000000" w:sz="0" w:space="0"/>
+              <w:bottom w:val="single" w:color="000000" w:sz="0" w:space="0"/>
+              <w:right w:val="single" w:color="000000" w:sz="0" w:space="0"/>
+            </w:tcBorders>
+          </w:tcPr>
+          <w:p>
+            <w:pPr>
+              <w:jc w:val="both"/>
+              <w:rPr>
+                <w:rFonts w:hint="default" w:ascii="Calibri" w:hAnsi="Calibri" w:cs="Calibri"/>
+                <w:sz w:val="18"/>
+                <w:szCs w:val="18"/>
+              </w:rPr>
+            </w:pPr>
+            <w:r>
+              <w:rPr>
+                <w:rFonts w:hint="default" w:ascii="Calibri" w:hAnsi="Calibri" w:cs="Calibri"/>
+                <w:sz w:val="18"/>
+                <w:szCs w:val="18"/>
+              </w:rPr>
+              <w:t>R4 (Coverage &lt; 80%)</w:t>
+            </w:r>
+          </w:p>
+        </w:tc>
+        <w:tc>
+          <w:tcPr>
+            <w:tcW w:w="1228" w:type="pct"/>
+            <w:tcBorders>
+              <w:top w:val="single" w:color="000000" w:sz="0" w:space="0"/>
+              <w:left w:val="single" w:color="000000" w:sz="0" w:space="0"/>
+              <w:bottom w:val="single" w:color="000000" w:sz="0" w:space="0"/>
+              <w:right w:val="single" w:color="000000" w:sz="0" w:space="0"/>
+            </w:tcBorders>
+          </w:tcPr>
+          <w:p>
+            <w:pPr>
+              <w:jc w:val="both"/>
+              <w:rPr>
+                <w:rFonts w:hint="default" w:ascii="Calibri" w:hAnsi="Calibri" w:cs="Calibri"/>
+                <w:sz w:val="18"/>
+                <w:szCs w:val="18"/>
+              </w:rPr>
+            </w:pPr>
+            <w:r>
+              <w:rPr>
+                <w:rFonts w:hint="default" w:ascii="Calibri" w:hAnsi="Calibri" w:cs="Calibri"/>
+                <w:sz w:val="18"/>
+                <w:szCs w:val="18"/>
+              </w:rPr>
+              <w:t>Qualidade e Testes — ≥ 80% coverage</w:t>
+            </w:r>
+          </w:p>
+        </w:tc>
+        <w:tc>
+          <w:tcPr>
+            <w:tcW w:w="1671" w:type="pct"/>
+            <w:tcBorders>
+              <w:top w:val="single" w:color="000000" w:sz="0" w:space="0"/>
+              <w:left w:val="single" w:color="000000" w:sz="0" w:space="0"/>
+              <w:bottom w:val="single" w:color="000000" w:sz="0" w:space="0"/>
+              <w:right w:val="single" w:color="000000" w:sz="0" w:space="0"/>
+            </w:tcBorders>
+          </w:tcPr>
+          <w:p>
+            <w:pPr>
+              <w:jc w:val="both"/>
+              <w:rPr>
+                <w:rFonts w:hint="default" w:ascii="Calibri" w:hAnsi="Calibri" w:cs="Calibri"/>
+                <w:sz w:val="18"/>
+                <w:szCs w:val="18"/>
+              </w:rPr>
+            </w:pPr>
+            <w:r>
+              <w:rPr>
+                <w:rFonts w:hint="default" w:ascii="Calibri" w:hAnsi="Calibri" w:cs="Calibri"/>
+                <w:sz w:val="18"/>
+                <w:szCs w:val="18"/>
+              </w:rPr>
+              <w:t>N6.1 (Testes Unitários/Integração), N7.1 (Pipeline CI)</w:t>
+            </w:r>
+          </w:p>
+        </w:tc>
+        <w:tc>
+          <w:tcPr>
+            <w:tcW w:w="1193" w:type="pct"/>
+            <w:tcBorders>
+              <w:top w:val="single" w:color="000000" w:sz="0" w:space="0"/>
+              <w:left w:val="single" w:color="000000" w:sz="0" w:space="0"/>
+              <w:bottom w:val="single" w:color="000000" w:sz="0" w:space="0"/>
+              <w:right w:val="single" w:color="000000" w:sz="0" w:space="0"/>
+            </w:tcBorders>
+          </w:tcPr>
+          <w:p>
+            <w:pPr>
+              <w:jc w:val="both"/>
+              <w:rPr>
+                <w:rFonts w:hint="default" w:ascii="Calibri" w:hAnsi="Calibri" w:cs="Calibri"/>
+                <w:sz w:val="18"/>
+                <w:szCs w:val="18"/>
+              </w:rPr>
+            </w:pPr>
+            <w:r>
+              <w:rPr>
+                <w:rFonts w:hint="default" w:ascii="Calibri" w:hAnsi="Calibri" w:cs="Calibri"/>
+                <w:sz w:val="18"/>
+                <w:szCs w:val="18"/>
+              </w:rPr>
+              <w:t>Medição</w:t>
             </w:r>
           </w:p>
         </w:tc>
@@ -28156,274 +28476,7 @@
         </w:trPr>
         <w:tc>
           <w:tcPr>
-            <w:tcBorders>
-              <w:top w:val="single" w:color="000000" w:sz="0" w:space="0"/>
-              <w:left w:val="single" w:color="000000" w:sz="0" w:space="0"/>
-              <w:bottom w:val="single" w:color="000000" w:sz="0" w:space="0"/>
-              <w:right w:val="single" w:color="000000" w:sz="0" w:space="0"/>
-            </w:tcBorders>
-          </w:tcPr>
-          <w:p>
-            <w:pPr>
-              <w:jc w:val="both"/>
-              <w:rPr>
-                <w:rFonts w:hint="default" w:ascii="Calibri" w:hAnsi="Calibri" w:cs="Calibri"/>
-                <w:sz w:val="18"/>
-                <w:szCs w:val="18"/>
-              </w:rPr>
-            </w:pPr>
-            <w:r>
-              <w:rPr>
-                <w:rFonts w:hint="default" w:ascii="Calibri" w:hAnsi="Calibri" w:cs="Calibri"/>
-                <w:sz w:val="18"/>
-                <w:szCs w:val="18"/>
-              </w:rPr>
-              <w:t>R3 (Burnout)</w:t>
-            </w:r>
-          </w:p>
-        </w:tc>
-        <w:tc>
-          <w:tcPr>
-            <w:tcBorders>
-              <w:top w:val="single" w:color="000000" w:sz="0" w:space="0"/>
-              <w:left w:val="single" w:color="000000" w:sz="0" w:space="0"/>
-              <w:bottom w:val="single" w:color="000000" w:sz="0" w:space="0"/>
-              <w:right w:val="single" w:color="000000" w:sz="0" w:space="0"/>
-            </w:tcBorders>
-          </w:tcPr>
-          <w:p>
-            <w:pPr>
-              <w:jc w:val="both"/>
-              <w:rPr>
-                <w:rFonts w:hint="default" w:ascii="Calibri" w:hAnsi="Calibri" w:cs="Calibri"/>
-                <w:sz w:val="18"/>
-                <w:szCs w:val="18"/>
-              </w:rPr>
-            </w:pPr>
-            <w:r>
-              <w:rPr>
-                <w:rFonts w:hint="default" w:ascii="Calibri" w:hAnsi="Calibri" w:cs="Calibri"/>
-                <w:sz w:val="18"/>
-                <w:szCs w:val="18"/>
-              </w:rPr>
-              <w:t>Inovação e Ferramentas — FOSS + SDD com IA</w:t>
-            </w:r>
-          </w:p>
-        </w:tc>
-        <w:tc>
-          <w:tcPr>
-            <w:tcBorders>
-              <w:top w:val="single" w:color="000000" w:sz="0" w:space="0"/>
-              <w:left w:val="single" w:color="000000" w:sz="0" w:space="0"/>
-              <w:bottom w:val="single" w:color="000000" w:sz="0" w:space="0"/>
-              <w:right w:val="single" w:color="000000" w:sz="0" w:space="0"/>
-            </w:tcBorders>
-          </w:tcPr>
-          <w:p>
-            <w:pPr>
-              <w:jc w:val="both"/>
-              <w:rPr>
-                <w:rFonts w:hint="default" w:ascii="Calibri" w:hAnsi="Calibri" w:cs="Calibri"/>
-                <w:sz w:val="18"/>
-                <w:szCs w:val="18"/>
-              </w:rPr>
-            </w:pPr>
-            <w:r>
-              <w:rPr>
-                <w:rFonts w:hint="default" w:ascii="Calibri" w:hAnsi="Calibri" w:cs="Calibri"/>
-                <w:sz w:val="18"/>
-                <w:szCs w:val="18"/>
-              </w:rPr>
-              <w:t>Todas as fases (transversal)</w:t>
-            </w:r>
-          </w:p>
-        </w:tc>
-        <w:tc>
-          <w:tcPr>
-            <w:tcBorders>
-              <w:top w:val="single" w:color="000000" w:sz="0" w:space="0"/>
-              <w:left w:val="single" w:color="000000" w:sz="0" w:space="0"/>
-              <w:bottom w:val="single" w:color="000000" w:sz="0" w:space="0"/>
-              <w:right w:val="single" w:color="000000" w:sz="0" w:space="0"/>
-            </w:tcBorders>
-          </w:tcPr>
-          <w:p>
-            <w:pPr>
-              <w:jc w:val="both"/>
-              <w:rPr>
-                <w:rFonts w:hint="default" w:ascii="Calibri" w:hAnsi="Calibri" w:cs="Calibri"/>
-                <w:sz w:val="18"/>
-                <w:szCs w:val="18"/>
-              </w:rPr>
-            </w:pPr>
-            <w:r>
-              <w:rPr>
-                <w:rFonts w:hint="default" w:ascii="Calibri" w:hAnsi="Calibri" w:cs="Calibri"/>
-                <w:sz w:val="18"/>
-                <w:szCs w:val="18"/>
-              </w:rPr>
-              <w:t>Equipe</w:t>
-            </w:r>
-          </w:p>
-        </w:tc>
-      </w:tr>
-      <w:tr>
-        <w:tblPrEx>
-          <w:tblBorders>
-            <w:top w:val="single" w:color="000000" w:sz="2" w:space="0"/>
-            <w:left w:val="single" w:color="000000" w:sz="2" w:space="0"/>
-            <w:bottom w:val="single" w:color="000000" w:sz="2" w:space="0"/>
-            <w:right w:val="single" w:color="000000" w:sz="2" w:space="0"/>
-            <w:insideH w:val="none" w:color="auto" w:sz="0" w:space="0"/>
-            <w:insideV w:val="none" w:color="auto" w:sz="0" w:space="0"/>
-          </w:tblBorders>
-          <w:tblCellMar>
-            <w:top w:w="80" w:type="dxa"/>
-            <w:left w:w="160" w:type="dxa"/>
-            <w:bottom w:w="80" w:type="dxa"/>
-            <w:right w:w="160" w:type="dxa"/>
-          </w:tblCellMar>
-        </w:tblPrEx>
-        <w:trPr>
-          <w:tblCellSpacing w:w="0" w:type="dxa"/>
-          <w:jc w:val="center"/>
-        </w:trPr>
-        <w:tc>
-          <w:tcPr>
-            <w:tcBorders>
-              <w:top w:val="single" w:color="000000" w:sz="0" w:space="0"/>
-              <w:left w:val="single" w:color="000000" w:sz="0" w:space="0"/>
-              <w:bottom w:val="single" w:color="000000" w:sz="0" w:space="0"/>
-              <w:right w:val="single" w:color="000000" w:sz="0" w:space="0"/>
-            </w:tcBorders>
-          </w:tcPr>
-          <w:p>
-            <w:pPr>
-              <w:jc w:val="both"/>
-              <w:rPr>
-                <w:rFonts w:hint="default" w:ascii="Calibri" w:hAnsi="Calibri" w:cs="Calibri"/>
-                <w:sz w:val="18"/>
-                <w:szCs w:val="18"/>
-              </w:rPr>
-            </w:pPr>
-            <w:r>
-              <w:rPr>
-                <w:rFonts w:hint="default" w:ascii="Calibri" w:hAnsi="Calibri" w:cs="Calibri"/>
-                <w:sz w:val="18"/>
-                <w:szCs w:val="18"/>
-              </w:rPr>
-              <w:t>R4 (Coverage &lt; 80%)</w:t>
-            </w:r>
-          </w:p>
-        </w:tc>
-        <w:tc>
-          <w:tcPr>
-            <w:tcBorders>
-              <w:top w:val="single" w:color="000000" w:sz="0" w:space="0"/>
-              <w:left w:val="single" w:color="000000" w:sz="0" w:space="0"/>
-              <w:bottom w:val="single" w:color="000000" w:sz="0" w:space="0"/>
-              <w:right w:val="single" w:color="000000" w:sz="0" w:space="0"/>
-            </w:tcBorders>
-          </w:tcPr>
-          <w:p>
-            <w:pPr>
-              <w:jc w:val="both"/>
-              <w:rPr>
-                <w:rFonts w:hint="default" w:ascii="Calibri" w:hAnsi="Calibri" w:cs="Calibri"/>
-                <w:sz w:val="18"/>
-                <w:szCs w:val="18"/>
-              </w:rPr>
-            </w:pPr>
-            <w:r>
-              <w:rPr>
-                <w:rFonts w:hint="default" w:ascii="Calibri" w:hAnsi="Calibri" w:cs="Calibri"/>
-                <w:sz w:val="18"/>
-                <w:szCs w:val="18"/>
-              </w:rPr>
-              <w:t>Qualidade e Testes — ≥ 80% coverage</w:t>
-            </w:r>
-          </w:p>
-        </w:tc>
-        <w:tc>
-          <w:tcPr>
-            <w:tcBorders>
-              <w:top w:val="single" w:color="000000" w:sz="0" w:space="0"/>
-              <w:left w:val="single" w:color="000000" w:sz="0" w:space="0"/>
-              <w:bottom w:val="single" w:color="000000" w:sz="0" w:space="0"/>
-              <w:right w:val="single" w:color="000000" w:sz="0" w:space="0"/>
-            </w:tcBorders>
-          </w:tcPr>
-          <w:p>
-            <w:pPr>
-              <w:jc w:val="both"/>
-              <w:rPr>
-                <w:rFonts w:hint="default" w:ascii="Calibri" w:hAnsi="Calibri" w:cs="Calibri"/>
-                <w:sz w:val="18"/>
-                <w:szCs w:val="18"/>
-              </w:rPr>
-            </w:pPr>
-            <w:r>
-              <w:rPr>
-                <w:rFonts w:hint="default" w:ascii="Calibri" w:hAnsi="Calibri" w:cs="Calibri"/>
-                <w:sz w:val="18"/>
-                <w:szCs w:val="18"/>
-              </w:rPr>
-              <w:t>N6.1 (Testes Unitários/Integração), N7.1 (Pipeline CI)</w:t>
-            </w:r>
-          </w:p>
-        </w:tc>
-        <w:tc>
-          <w:tcPr>
-            <w:tcBorders>
-              <w:top w:val="single" w:color="000000" w:sz="0" w:space="0"/>
-              <w:left w:val="single" w:color="000000" w:sz="0" w:space="0"/>
-              <w:bottom w:val="single" w:color="000000" w:sz="0" w:space="0"/>
-              <w:right w:val="single" w:color="000000" w:sz="0" w:space="0"/>
-            </w:tcBorders>
-          </w:tcPr>
-          <w:p>
-            <w:pPr>
-              <w:jc w:val="both"/>
-              <w:rPr>
-                <w:rFonts w:hint="default" w:ascii="Calibri" w:hAnsi="Calibri" w:cs="Calibri"/>
-                <w:sz w:val="18"/>
-                <w:szCs w:val="18"/>
-              </w:rPr>
-            </w:pPr>
-            <w:r>
-              <w:rPr>
-                <w:rFonts w:hint="default" w:ascii="Calibri" w:hAnsi="Calibri" w:cs="Calibri"/>
-                <w:sz w:val="18"/>
-                <w:szCs w:val="18"/>
-              </w:rPr>
-              <w:t>Medição</w:t>
-            </w:r>
-          </w:p>
-        </w:tc>
-      </w:tr>
-      <w:tr>
-        <w:tblPrEx>
-          <w:tblBorders>
-            <w:top w:val="single" w:color="000000" w:sz="2" w:space="0"/>
-            <w:left w:val="single" w:color="000000" w:sz="2" w:space="0"/>
-            <w:bottom w:val="single" w:color="000000" w:sz="2" w:space="0"/>
-            <w:right w:val="single" w:color="000000" w:sz="2" w:space="0"/>
-            <w:insideH w:val="none" w:color="auto" w:sz="0" w:space="0"/>
-            <w:insideV w:val="none" w:color="auto" w:sz="0" w:space="0"/>
-          </w:tblBorders>
-          <w:tblCellMar>
-            <w:top w:w="80" w:type="dxa"/>
-            <w:left w:w="160" w:type="dxa"/>
-            <w:bottom w:w="80" w:type="dxa"/>
-            <w:right w:w="160" w:type="dxa"/>
-          </w:tblCellMar>
-        </w:tblPrEx>
-        <w:trPr>
-          <w:tblCellSpacing w:w="0" w:type="dxa"/>
-          <w:jc w:val="center"/>
-        </w:trPr>
-        <w:tc>
-          <w:tcPr>
+            <w:tcW w:w="906" w:type="pct"/>
             <w:tcBorders>
               <w:top w:val="single" w:color="000000" w:sz="0" w:space="0"/>
               <w:left w:val="single" w:color="000000" w:sz="0" w:space="0"/>
@@ -28452,6 +28505,7 @@
         </w:tc>
         <w:tc>
           <w:tcPr>
+            <w:tcW w:w="1228" w:type="pct"/>
             <w:tcBorders>
               <w:top w:val="single" w:color="000000" w:sz="0" w:space="0"/>
               <w:left w:val="single" w:color="000000" w:sz="0" w:space="0"/>
@@ -28480,6 +28534,7 @@
         </w:tc>
         <w:tc>
           <w:tcPr>
+            <w:tcW w:w="1671" w:type="pct"/>
             <w:tcBorders>
               <w:top w:val="single" w:color="000000" w:sz="0" w:space="0"/>
               <w:left w:val="single" w:color="000000" w:sz="0" w:space="0"/>
@@ -28508,6 +28563,7 @@
         </w:tc>
         <w:tc>
           <w:tcPr>
+            <w:tcW w:w="1193" w:type="pct"/>
             <w:tcBorders>
               <w:top w:val="single" w:color="000000" w:sz="0" w:space="0"/>
               <w:left w:val="single" w:color="000000" w:sz="0" w:space="0"/>
@@ -33173,7 +33229,7 @@
 </file>
 
 <file path=word/theme/theme1.xml><?xml version="1.0" encoding="utf-8"?>
-<a:theme xmlns:a="http://schemas.openxmlformats.org/drawingml/2006/main" name="Tema do Office">
+<a:theme xmlns:a="http://schemas.openxmlformats.org/drawingml/2006/main" name="Office">
   <a:themeElements>
     <a:clrScheme name="Office">
       <a:dk1>
@@ -33183,44 +33239,79 @@
         <a:sysClr val="window" lastClr="FFFFFF"/>
       </a:lt1>
       <a:dk2>
-        <a:srgbClr val="0E2841"/>
+        <a:srgbClr val="1F497D"/>
       </a:dk2>
       <a:lt2>
-        <a:srgbClr val="E8E8E8"/>
+        <a:srgbClr val="EEECE1"/>
       </a:lt2>
       <a:accent1>
-        <a:srgbClr val="156082"/>
+        <a:srgbClr val="4F81BD"/>
       </a:accent1>
       <a:accent2>
-        <a:srgbClr val="E97132"/>
+        <a:srgbClr val="C0504D"/>
       </a:accent2>
       <a:accent3>
-        <a:srgbClr val="196B24"/>
+        <a:srgbClr val="9BBB59"/>
       </a:accent3>
       <a:accent4>
-        <a:srgbClr val="0F9ED5"/>
+        <a:srgbClr val="8064A2"/>
       </a:accent4>
       <a:accent5>
-        <a:srgbClr val="A02B93"/>
+        <a:srgbClr val="4BACC6"/>
       </a:accent5>
       <a:accent6>
-        <a:srgbClr val="4EA72E"/>
+        <a:srgbClr val="F79646"/>
       </a:accent6>
       <a:hlink>
-        <a:srgbClr val="467886"/>
+        <a:srgbClr val="0000FF"/>
       </a:hlink>
       <a:folHlink>
-        <a:srgbClr val="96607D"/>
+        <a:srgbClr val="800080"/>
       </a:folHlink>
     </a:clrScheme>
-    <a:fontScheme name="Office">
+    <a:fontScheme name="Office 2">
       <a:majorFont>
-        <a:latin typeface="Aptos Display"/>
+        <a:latin typeface="Calibri"/>
         <a:ea typeface=""/>
         <a:cs typeface=""/>
-        <a:font script="Jpan" typeface="游ゴシック Light"/>
+        <a:font script="Jpan" typeface="HGｺﾞｼｯｸM"/>
         <a:font script="Hang" typeface="맑은 고딕"/>
-        <a:font script="Hans" typeface="等线 Light"/>
+        <a:font script="Hans" typeface="宋体"/>
+        <a:font script="Hant" typeface="新細明體"/>
+        <a:font script="Arab" typeface="Arial"/>
+        <a:font script="Hebr" typeface="Arial"/>
+        <a:font script="Thai" typeface="Cordia New"/>
+        <a:font script="Ethi" typeface="Nyala"/>
+        <a:font script="Beng" typeface="Vrinda"/>
+        <a:font script="Gujr" typeface="Shruti"/>
+        <a:font script="Khmr" typeface="DaunPenh"/>
+        <a:font script="Knda" typeface="Tunga"/>
+        <a:font script="Guru" typeface="Raavi"/>
+        <a:font script="Cans" typeface="Euphemia"/>
+        <a:font script="Cher" typeface="Plantagenet Cherokee"/>
+        <a:font script="Yiii" typeface="Microsoft Yi Baiti"/>
+        <a:font script="Tibt" typeface="Microsoft Himalaya"/>
+        <a:font script="Thaa" typeface="MV Boli"/>
+        <a:font script="Deva" typeface="Mangal"/>
+        <a:font script="Telu" typeface="Gautami"/>
+        <a:font script="Taml" typeface="Latha"/>
+        <a:font script="Syrc" typeface="Estrangelo Edessa"/>
+        <a:font script="Orya" typeface="Kalinga"/>
+        <a:font script="Mlym" typeface="Kartika"/>
+        <a:font script="Laoo" typeface="DokChampa"/>
+        <a:font script="Sinh" typeface="Iskoola Pota"/>
+        <a:font script="Mong" typeface="Mongolian Baiti"/>
+        <a:font script="Viet" typeface="Tahoma"/>
+        <a:font script="Uigh" typeface="Microsoft Uighur"/>
+        <a:font script="Geor" typeface="Sylfaen"/>
+      </a:majorFont>
+      <a:minorFont>
+        <a:latin typeface="Cambria"/>
+        <a:ea typeface=""/>
+        <a:cs typeface=""/>
+        <a:font script="Jpan" typeface="HG明朝B"/>
+        <a:font script="Hang" typeface="맑은 고딕"/>
+        <a:font script="Hans" typeface="黑体"/>
         <a:font script="Hant" typeface="新細明體"/>
         <a:font script="Arab" typeface="Times New Roman"/>
         <a:font script="Hebr" typeface="Times New Roman"/>
@@ -33248,41 +33339,6 @@
         <a:font script="Viet" typeface="Times New Roman"/>
         <a:font script="Uigh" typeface="Microsoft Uighur"/>
         <a:font script="Geor" typeface="Sylfaen"/>
-      </a:majorFont>
-      <a:minorFont>
-        <a:latin typeface="Aptos"/>
-        <a:ea typeface=""/>
-        <a:cs typeface=""/>
-        <a:font script="Jpan" typeface="游明朝"/>
-        <a:font script="Hang" typeface="맑은 고딕"/>
-        <a:font script="Hans" typeface="等线"/>
-        <a:font script="Hant" typeface="新細明體"/>
-        <a:font script="Arab" typeface="Arial"/>
-        <a:font script="Hebr" typeface="Arial"/>
-        <a:font script="Thai" typeface="Cordia New"/>
-        <a:font script="Ethi" typeface="Nyala"/>
-        <a:font script="Beng" typeface="Vrinda"/>
-        <a:font script="Gujr" typeface="Shruti"/>
-        <a:font script="Khmr" typeface="DaunPenh"/>
-        <a:font script="Knda" typeface="Tunga"/>
-        <a:font script="Guru" typeface="Raavi"/>
-        <a:font script="Cans" typeface="Euphemia"/>
-        <a:font script="Cher" typeface="Plantagenet Cherokee"/>
-        <a:font script="Yiii" typeface="Microsoft Yi Baiti"/>
-        <a:font script="Tibt" typeface="Microsoft Himalaya"/>
-        <a:font script="Thaa" typeface="MV Boli"/>
-        <a:font script="Deva" typeface="Mangal"/>
-        <a:font script="Telu" typeface="Gautami"/>
-        <a:font script="Taml" typeface="Latha"/>
-        <a:font script="Syrc" typeface="Estrangelo Edessa"/>
-        <a:font script="Orya" typeface="Kalinga"/>
-        <a:font script="Mlym" typeface="Kartika"/>
-        <a:font script="Laoo" typeface="DokChampa"/>
-        <a:font script="Sinh" typeface="Iskoola Pota"/>
-        <a:font script="Mong" typeface="Mongolian Baiti"/>
-        <a:font script="Viet" typeface="Arial"/>
-        <a:font script="Uigh" typeface="Microsoft Uighur"/>
-        <a:font script="Geor" typeface="Sylfaen"/>
       </a:minorFont>
     </a:fontScheme>
     <a:fmtScheme name="Office">
@@ -33294,131 +33350,160 @@
           <a:gsLst>
             <a:gs pos="0">
               <a:schemeClr val="phClr">
-                <a:lumMod val="110000"/>
-                <a:satMod val="105000"/>
-                <a:tint val="67000"/>
+                <a:tint val="50000"/>
+                <a:satMod val="300000"/>
               </a:schemeClr>
             </a:gs>
-            <a:gs pos="50000">
+            <a:gs pos="35000">
               <a:schemeClr val="phClr">
-                <a:lumMod val="105000"/>
-                <a:satMod val="103000"/>
-                <a:tint val="73000"/>
+                <a:tint val="37000"/>
+                <a:satMod val="300000"/>
               </a:schemeClr>
             </a:gs>
             <a:gs pos="100000">
               <a:schemeClr val="phClr">
-                <a:lumMod val="105000"/>
-                <a:satMod val="109000"/>
-                <a:tint val="81000"/>
+                <a:tint val="15000"/>
+                <a:satMod val="350000"/>
               </a:schemeClr>
             </a:gs>
           </a:gsLst>
-          <a:lin ang="5400000" scaled="0"/>
+          <a:lin ang="16200000" scaled="1"/>
         </a:gradFill>
         <a:gradFill rotWithShape="1">
           <a:gsLst>
             <a:gs pos="0">
               <a:schemeClr val="phClr">
-                <a:satMod val="103000"/>
-                <a:lumMod val="102000"/>
-                <a:tint val="94000"/>
+                <a:shade val="51000"/>
+                <a:satMod val="130000"/>
               </a:schemeClr>
             </a:gs>
-            <a:gs pos="50000">
+            <a:gs pos="80000">
               <a:schemeClr val="phClr">
-                <a:satMod val="110000"/>
-                <a:lumMod val="100000"/>
-                <a:shade val="100000"/>
+                <a:shade val="93000"/>
+                <a:satMod val="130000"/>
               </a:schemeClr>
             </a:gs>
             <a:gs pos="100000">
               <a:schemeClr val="phClr">
-                <a:lumMod val="99000"/>
-                <a:satMod val="120000"/>
-                <a:shade val="78000"/>
+                <a:shade val="94000"/>
+                <a:satMod val="135000"/>
               </a:schemeClr>
             </a:gs>
           </a:gsLst>
-          <a:lin ang="5400000" scaled="0"/>
+          <a:lin ang="16200000" scaled="0"/>
         </a:gradFill>
       </a:fillStyleLst>
       <a:lnStyleLst>
-        <a:ln w="6350" cap="flat" cmpd="sng" algn="ctr">
+        <a:ln w="9525" cap="flat" cmpd="sng" algn="ctr">
+          <a:solidFill>
+            <a:schemeClr val="phClr">
+              <a:shade val="95000"/>
+              <a:satMod val="105000"/>
+            </a:schemeClr>
+          </a:solidFill>
+          <a:prstDash val="solid"/>
+        </a:ln>
+        <a:ln w="25400" cap="flat" cmpd="sng" algn="ctr">
           <a:solidFill>
             <a:schemeClr val="phClr"/>
           </a:solidFill>
           <a:prstDash val="solid"/>
-          <a:miter lim="800000"/>
         </a:ln>
-        <a:ln w="12700" cap="flat" cmpd="sng" algn="ctr">
+        <a:ln w="38100" cap="flat" cmpd="sng" algn="ctr">
           <a:solidFill>
             <a:schemeClr val="phClr"/>
           </a:solidFill>
           <a:prstDash val="solid"/>
-          <a:miter lim="800000"/>
-        </a:ln>
-        <a:ln w="19050" cap="flat" cmpd="sng" algn="ctr">
-          <a:solidFill>
-            <a:schemeClr val="phClr"/>
-          </a:solidFill>
-          <a:prstDash val="solid"/>
-          <a:miter lim="800000"/>
         </a:ln>
       </a:lnStyleLst>
       <a:effectStyleLst>
         <a:effectStyle>
-          <a:effectLst/>
-        </a:effectStyle>
-        <a:effectStyle>
-          <a:effectLst/>
+          <a:effectLst>
+            <a:outerShdw blurRad="40000" dist="20000" dir="5400000" rotWithShape="0">
+              <a:srgbClr val="000000">
+                <a:alpha val="38000"/>
+              </a:srgbClr>
+            </a:outerShdw>
+          </a:effectLst>
         </a:effectStyle>
         <a:effectStyle>
           <a:effectLst>
-            <a:outerShdw blurRad="57150" dist="19050" dir="5400000" algn="ctr" rotWithShape="0">
+            <a:outerShdw blurRad="40000" dist="23000" dir="5400000" rotWithShape="0">
               <a:srgbClr val="000000">
-                <a:alpha val="63000"/>
+                <a:alpha val="35000"/>
               </a:srgbClr>
             </a:outerShdw>
           </a:effectLst>
+        </a:effectStyle>
+        <a:effectStyle>
+          <a:effectLst>
+            <a:outerShdw blurRad="40000" dist="23000" dir="5400000" rotWithShape="0">
+              <a:srgbClr val="000000">
+                <a:alpha val="35000"/>
+              </a:srgbClr>
+            </a:outerShdw>
+          </a:effectLst>
+          <a:scene3d>
+            <a:camera prst="orthographicFront">
+              <a:rot lat="0" lon="0" rev="0"/>
+            </a:camera>
+            <a:lightRig rig="threePt" dir="t">
+              <a:rot lat="0" lon="0" rev="1200000"/>
+            </a:lightRig>
+          </a:scene3d>
+          <a:sp3d>
+            <a:bevelT w="63500" h="25400"/>
+          </a:sp3d>
         </a:effectStyle>
       </a:effectStyleLst>
       <a:bgFillStyleLst>
         <a:solidFill>
           <a:schemeClr val="phClr"/>
         </a:solidFill>
-        <a:solidFill>
-          <a:schemeClr val="phClr">
-            <a:tint val="95000"/>
-            <a:satMod val="170000"/>
-          </a:schemeClr>
-        </a:solidFill>
         <a:gradFill rotWithShape="1">
           <a:gsLst>
             <a:gs pos="0">
               <a:schemeClr val="phClr">
-                <a:tint val="93000"/>
-                <a:satMod val="150000"/>
-                <a:shade val="98000"/>
-                <a:lumMod val="102000"/>
+                <a:tint val="40000"/>
+                <a:satMod val="350000"/>
               </a:schemeClr>
             </a:gs>
-            <a:gs pos="50000">
+            <a:gs pos="40000">
               <a:schemeClr val="phClr">
-                <a:tint val="98000"/>
-                <a:satMod val="130000"/>
-                <a:shade val="90000"/>
-                <a:lumMod val="103000"/>
+                <a:tint val="45000"/>
+                <a:satMod val="350000"/>
+                <a:shade val="99000"/>
               </a:schemeClr>
             </a:gs>
             <a:gs pos="100000">
               <a:schemeClr val="phClr">
-                <a:shade val="63000"/>
-                <a:satMod val="120000"/>
+                <a:shade val="20000"/>
+                <a:satMod val="255000"/>
               </a:schemeClr>
             </a:gs>
           </a:gsLst>
-          <a:lin ang="5400000" scaled="0"/>
+          <a:path path="circle">
+            <a:fillToRect l="50000" t="-80000" r="50000" b="180000"/>
+          </a:path>
+        </a:gradFill>
+        <a:gradFill rotWithShape="1">
+          <a:gsLst>
+            <a:gs pos="0">
+              <a:schemeClr val="phClr">
+                <a:tint val="80000"/>
+                <a:satMod val="300000"/>
+              </a:schemeClr>
+            </a:gs>
+            <a:gs pos="100000">
+              <a:schemeClr val="phClr">
+                <a:shade val="30000"/>
+                <a:satMod val="200000"/>
+              </a:schemeClr>
+            </a:gs>
+          </a:gsLst>
+          <a:path path="circle">
+            <a:fillToRect l="50000" t="50000" r="50000" b="50000"/>
+          </a:path>
         </a:gradFill>
       </a:bgFillStyleLst>
     </a:fmtScheme>

--- a/Docs/docx/Termo-de-Abertura-do-Projeto.docx
+++ b/Docs/docx/Termo-de-Abertura-do-Projeto.docx
@@ -660,8 +660,8 @@
           <w:rFonts w:hint="default" w:ascii="Calibri" w:hAnsi="Calibri" w:cs="Calibri"/>
         </w:rPr>
       </w:pPr>
-      <w:bookmarkStart w:id="0" w:name="_Toc383370456"/>
-      <w:bookmarkStart w:id="1" w:name="_Toc422808766"/>
+      <w:bookmarkStart w:id="0" w:name="_Toc422808766"/>
+      <w:bookmarkStart w:id="1" w:name="_Toc383370456"/>
       <w:r>
         <w:rPr>
           <w:rFonts w:hint="default" w:ascii="Calibri" w:hAnsi="Calibri" w:cs="Calibri"/>
@@ -8874,42 +8874,17 @@
                 <w:rFonts w:hint="default" w:ascii="Calibri" w:hAnsi="Calibri" w:cs="Calibri"/>
                 <w:sz w:val="16"/>
                 <w:szCs w:val="16"/>
-              </w:rPr>
-              <w:t>1</w:t>
-            </w:r>
-            <w:r>
-              <w:rPr>
-                <w:rFonts w:hint="default" w:ascii="Calibri" w:hAnsi="Calibri" w:cs="Calibri"/>
-                <w:sz w:val="16"/>
-                <w:szCs w:val="16"/>
                 <w:lang w:val="pt-BR"/>
               </w:rPr>
-              <w:t>0</w:t>
-            </w:r>
-            <w:r>
-              <w:rPr>
-                <w:rFonts w:hint="default" w:ascii="Calibri" w:hAnsi="Calibri" w:cs="Calibri"/>
-                <w:sz w:val="16"/>
-                <w:szCs w:val="16"/>
-              </w:rPr>
-              <w:t>.</w:t>
-            </w:r>
-            <w:r>
-              <w:rPr>
-                <w:rFonts w:hint="default" w:ascii="Calibri" w:hAnsi="Calibri" w:cs="Calibri"/>
-                <w:sz w:val="16"/>
-                <w:szCs w:val="16"/>
-                <w:lang w:val="pt-BR"/>
-              </w:rPr>
-              <w:t>1</w:t>
-            </w:r>
-            <w:r>
-              <w:rPr>
-                <w:rFonts w:hint="default" w:ascii="Calibri" w:hAnsi="Calibri" w:cs="Calibri"/>
-                <w:sz w:val="16"/>
-                <w:szCs w:val="16"/>
-              </w:rPr>
-              <w:t>. Registro de Solicitações de Mudança</w:t>
+              <w:t xml:space="preserve">10.1. </w:t>
+            </w:r>
+            <w:r>
+              <w:rPr>
+                <w:rFonts w:hint="default" w:ascii="Calibri" w:hAnsi="Calibri" w:cs="Calibri"/>
+                <w:sz w:val="16"/>
+                <w:szCs w:val="16"/>
+              </w:rPr>
+              <w:t>Registro de Solicitações de Mudança</w:t>
             </w:r>
           </w:p>
         </w:tc>
@@ -9118,19 +9093,21 @@
           </w:p>
           <w:p>
             <w:pPr>
-              <w:jc w:val="both"/>
-              <w:rPr>
-                <w:rFonts w:hint="default" w:ascii="Calibri" w:hAnsi="Calibri" w:cs="Calibri"/>
-                <w:sz w:val="16"/>
-                <w:szCs w:val="16"/>
-              </w:rPr>
-            </w:pPr>
-            <w:r>
-              <w:rPr>
-                <w:rFonts w:hint="default" w:ascii="Calibri" w:hAnsi="Calibri" w:cs="Calibri"/>
-                <w:sz w:val="16"/>
-                <w:szCs w:val="16"/>
-                <w:highlight w:val="lightGray"/>
+              <w:rPr>
+                <w:rFonts w:hint="default" w:ascii="Calibri" w:hAnsi="Calibri" w:cs="Calibri"/>
+                <w:i/>
+                <w:iCs/>
+                <w:sz w:val="16"/>
+                <w:szCs w:val="16"/>
+              </w:rPr>
+            </w:pPr>
+            <w:r>
+              <w:rPr>
+                <w:rFonts w:hint="default" w:ascii="Calibri" w:hAnsi="Calibri" w:cs="Calibri"/>
+                <w:i/>
+                <w:iCs/>
+                <w:sz w:val="16"/>
+                <w:szCs w:val="16"/>
               </w:rPr>
               <w:t>change-request</w:t>
             </w:r>
@@ -13491,7 +13468,6 @@
                 <w:szCs w:val="16"/>
               </w:rPr>
             </w:pPr>
-            <w:bookmarkStart w:id="14" w:name="_GoBack"/>
             <w:r>
               <w:rPr>
                 <w:rFonts w:hint="default" w:ascii="Calibri" w:hAnsi="Calibri" w:cs="Calibri"/>
@@ -13578,7 +13554,6 @@
           </w:p>
         </w:tc>
       </w:tr>
-      <w:bookmarkEnd w:id="14"/>
       <w:tr>
         <w:tblPrEx>
           <w:tblBorders>
@@ -13770,6 +13745,7 @@
       <w:pPr>
         <w:pStyle w:val="3"/>
         <w:numPr>
+          <w:ilvl w:val="1"/>
           <w:numId w:val="0"/>
         </w:numPr>
         <w:bidi w:val="0"/>
@@ -13841,7 +13817,7 @@
           <w:rFonts w:hint="default" w:ascii="Calibri" w:hAnsi="Calibri" w:eastAsia="Times New Roman" w:cs="Calibri"/>
           <w:lang w:val="pt-BR" w:eastAsia="en-US"/>
         </w:rPr>
-        <w:t>Dia grama Principal (Visão Executiva)</w:t>
+        <w:t>Diagrama Principal (Visão Executiva)</w:t>
       </w:r>
     </w:p>
     <w:p>
@@ -13865,10 +13841,50 @@
       </w:pPr>
       <w:r>
         <w:rPr>
-          <w:rFonts w:hint="default" w:ascii="Calibri" w:hAnsi="Calibri" w:cs="Calibri"/>
-          <w:lang w:val="pt-BR" w:eastAsia="en-US"/>
-        </w:rPr>
-        <w:t xml:space="preserve"> </w:t>
+          <w:rFonts w:hint="default" w:ascii="Calibri" w:hAnsi="Calibri" w:eastAsia="SimSun" w:cs="Calibri"/>
+          <w:b/>
+          <w:bCs/>
+          <w:sz w:val="22"/>
+          <w:szCs w:val="22"/>
+          <w:lang w:val="pt-BR" w:eastAsia="en-US" w:bidi="ar-SA"/>
+        </w:rPr>
+        <w:drawing>
+          <wp:inline distT="0" distB="0" distL="114300" distR="114300">
+            <wp:extent cx="5393055" cy="2877185"/>
+            <wp:effectExtent l="0" t="0" r="17145" b="18415"/>
+            <wp:docPr id="2" name="Picture 2" descr="EAP_COGME_v3.0_Principal.drawio"/>
+            <wp:cNvGraphicFramePr>
+              <a:graphicFrameLocks xmlns:a="http://schemas.openxmlformats.org/drawingml/2006/main" noChangeAspect="1"/>
+            </wp:cNvGraphicFramePr>
+            <a:graphic xmlns:a="http://schemas.openxmlformats.org/drawingml/2006/main">
+              <a:graphicData uri="http://schemas.openxmlformats.org/drawingml/2006/picture">
+                <pic:pic xmlns:pic="http://schemas.openxmlformats.org/drawingml/2006/picture">
+                  <pic:nvPicPr>
+                    <pic:cNvPr id="2" name="Picture 2" descr="EAP_COGME_v3.0_Principal.drawio"/>
+                    <pic:cNvPicPr>
+                      <a:picLocks noChangeAspect="1"/>
+                    </pic:cNvPicPr>
+                  </pic:nvPicPr>
+                  <pic:blipFill>
+                    <a:blip r:embed="rId6"/>
+                    <a:stretch>
+                      <a:fillRect/>
+                    </a:stretch>
+                  </pic:blipFill>
+                  <pic:spPr>
+                    <a:xfrm>
+                      <a:off x="0" y="0"/>
+                      <a:ext cx="5393055" cy="2877185"/>
+                    </a:xfrm>
+                    <a:prstGeom prst="rect">
+                      <a:avLst/>
+                    </a:prstGeom>
+                  </pic:spPr>
+                </pic:pic>
+              </a:graphicData>
+            </a:graphic>
+          </wp:inline>
+        </w:drawing>
       </w:r>
     </w:p>
     <w:p>
@@ -13895,13 +13911,6 @@
           <w:lang w:val="pt-BR" w:eastAsia="en-US"/>
         </w:rPr>
       </w:pPr>
-      <w:r>
-        <w:rPr>
-          <w:rFonts w:hint="default" w:ascii="Calibri" w:hAnsi="Calibri" w:cs="Calibri"/>
-          <w:lang w:val="pt-BR" w:eastAsia="en-US"/>
-        </w:rPr>
-        <w:t>Sub-diagrama EAP 1</w:t>
-      </w:r>
     </w:p>
     <w:p>
       <w:pPr>
@@ -13915,6 +13924,53 @@
           <w:lang w:val="pt-BR" w:eastAsia="en-US" w:bidi="ar-SA"/>
         </w:rPr>
       </w:pPr>
+      <w:r>
+        <w:rPr>
+          <w:rFonts w:hint="default" w:ascii="Calibri" w:hAnsi="Calibri" w:eastAsia="SimSun" w:cs="Calibri"/>
+          <w:b/>
+          <w:bCs/>
+          <w:sz w:val="22"/>
+          <w:szCs w:val="22"/>
+          <w:lang w:val="pt-BR" w:eastAsia="en-US" w:bidi="ar-SA"/>
+        </w:rPr>
+        <w:drawing>
+          <wp:inline distT="0" distB="0" distL="114300" distR="114300">
+            <wp:extent cx="5393055" cy="4848225"/>
+            <wp:effectExtent l="0" t="0" r="17145" b="9525"/>
+            <wp:docPr id="3" name="Picture 3" descr="EAP_COGME_v3.0_MF1_Fundacao.drawio"/>
+            <wp:cNvGraphicFramePr>
+              <a:graphicFrameLocks xmlns:a="http://schemas.openxmlformats.org/drawingml/2006/main" noChangeAspect="1"/>
+            </wp:cNvGraphicFramePr>
+            <a:graphic xmlns:a="http://schemas.openxmlformats.org/drawingml/2006/main">
+              <a:graphicData uri="http://schemas.openxmlformats.org/drawingml/2006/picture">
+                <pic:pic xmlns:pic="http://schemas.openxmlformats.org/drawingml/2006/picture">
+                  <pic:nvPicPr>
+                    <pic:cNvPr id="3" name="Picture 3" descr="EAP_COGME_v3.0_MF1_Fundacao.drawio"/>
+                    <pic:cNvPicPr>
+                      <a:picLocks noChangeAspect="1"/>
+                    </pic:cNvPicPr>
+                  </pic:nvPicPr>
+                  <pic:blipFill>
+                    <a:blip r:embed="rId7"/>
+                    <a:stretch>
+                      <a:fillRect/>
+                    </a:stretch>
+                  </pic:blipFill>
+                  <pic:spPr>
+                    <a:xfrm>
+                      <a:off x="0" y="0"/>
+                      <a:ext cx="5393055" cy="4848225"/>
+                    </a:xfrm>
+                    <a:prstGeom prst="rect">
+                      <a:avLst/>
+                    </a:prstGeom>
+                  </pic:spPr>
+                </pic:pic>
+              </a:graphicData>
+            </a:graphic>
+          </wp:inline>
+        </w:drawing>
+      </w:r>
     </w:p>
     <w:p>
       <w:pPr>
@@ -13942,10 +13998,10 @@
       </w:pPr>
       <w:r>
         <w:rPr>
-          <w:rFonts w:hint="default" w:ascii="Calibri" w:hAnsi="Calibri" w:eastAsia="Times New Roman" w:cs="Calibri"/>
+          <w:rFonts w:hint="default" w:ascii="Calibri" w:hAnsi="Calibri" w:cs="Calibri"/>
           <w:lang w:val="pt-BR" w:eastAsia="en-US"/>
         </w:rPr>
-        <w:t>Sub-diagrama EAP 2</w:t>
+        <w:t xml:space="preserve"> </w:t>
       </w:r>
     </w:p>
     <w:p>
@@ -13960,6 +14016,53 @@
           <w:lang w:val="pt-BR" w:eastAsia="en-US" w:bidi="ar-SA"/>
         </w:rPr>
       </w:pPr>
+      <w:r>
+        <w:rPr>
+          <w:rFonts w:hint="default" w:ascii="Calibri" w:hAnsi="Calibri" w:eastAsia="SimSun" w:cs="Calibri"/>
+          <w:b/>
+          <w:bCs/>
+          <w:sz w:val="22"/>
+          <w:szCs w:val="22"/>
+          <w:lang w:val="pt-BR" w:eastAsia="en-US" w:bidi="ar-SA"/>
+        </w:rPr>
+        <w:drawing>
+          <wp:inline distT="0" distB="0" distL="114300" distR="114300">
+            <wp:extent cx="5398135" cy="4963160"/>
+            <wp:effectExtent l="0" t="0" r="12065" b="8890"/>
+            <wp:docPr id="4" name="Picture 4" descr="EAP_COGME_v3.0_MF2_Construcao.drawio"/>
+            <wp:cNvGraphicFramePr>
+              <a:graphicFrameLocks xmlns:a="http://schemas.openxmlformats.org/drawingml/2006/main" noChangeAspect="1"/>
+            </wp:cNvGraphicFramePr>
+            <a:graphic xmlns:a="http://schemas.openxmlformats.org/drawingml/2006/main">
+              <a:graphicData uri="http://schemas.openxmlformats.org/drawingml/2006/picture">
+                <pic:pic xmlns:pic="http://schemas.openxmlformats.org/drawingml/2006/picture">
+                  <pic:nvPicPr>
+                    <pic:cNvPr id="4" name="Picture 4" descr="EAP_COGME_v3.0_MF2_Construcao.drawio"/>
+                    <pic:cNvPicPr>
+                      <a:picLocks noChangeAspect="1"/>
+                    </pic:cNvPicPr>
+                  </pic:nvPicPr>
+                  <pic:blipFill>
+                    <a:blip r:embed="rId8"/>
+                    <a:stretch>
+                      <a:fillRect/>
+                    </a:stretch>
+                  </pic:blipFill>
+                  <pic:spPr>
+                    <a:xfrm>
+                      <a:off x="0" y="0"/>
+                      <a:ext cx="5398135" cy="4963160"/>
+                    </a:xfrm>
+                    <a:prstGeom prst="rect">
+                      <a:avLst/>
+                    </a:prstGeom>
+                  </pic:spPr>
+                </pic:pic>
+              </a:graphicData>
+            </a:graphic>
+          </wp:inline>
+        </w:drawing>
+      </w:r>
     </w:p>
     <w:p>
       <w:pPr>
@@ -13987,10 +14090,10 @@
       </w:pPr>
       <w:r>
         <w:rPr>
-          <w:rFonts w:hint="default" w:ascii="Calibri" w:hAnsi="Calibri" w:eastAsia="Times New Roman" w:cs="Calibri"/>
+          <w:rFonts w:hint="default" w:ascii="Calibri" w:hAnsi="Calibri" w:cs="Calibri"/>
           <w:lang w:val="pt-BR" w:eastAsia="en-US"/>
         </w:rPr>
-        <w:t>Sub-diagrama EAP 3</w:t>
+        <w:t xml:space="preserve"> </w:t>
       </w:r>
     </w:p>
     <w:p>
@@ -14005,6 +14108,55 @@
           <w:lang w:val="pt-BR" w:eastAsia="en-US" w:bidi="ar-SA"/>
         </w:rPr>
       </w:pPr>
+      <w:bookmarkStart w:id="14" w:name="_GoBack"/>
+      <w:r>
+        <w:rPr>
+          <w:rFonts w:hint="default" w:ascii="Calibri" w:hAnsi="Calibri" w:eastAsia="SimSun" w:cs="Calibri"/>
+          <w:b/>
+          <w:bCs/>
+          <w:sz w:val="22"/>
+          <w:szCs w:val="22"/>
+          <w:lang w:val="pt-BR" w:eastAsia="en-US" w:bidi="ar-SA"/>
+        </w:rPr>
+        <w:drawing>
+          <wp:inline distT="0" distB="0" distL="114300" distR="114300">
+            <wp:extent cx="5394960" cy="4123690"/>
+            <wp:effectExtent l="0" t="0" r="15240" b="10160"/>
+            <wp:docPr id="5" name="Picture 5" descr="EAP_COGME_v3.0_MF3_Consolidacao.drawio"/>
+            <wp:cNvGraphicFramePr>
+              <a:graphicFrameLocks xmlns:a="http://schemas.openxmlformats.org/drawingml/2006/main" noChangeAspect="1"/>
+            </wp:cNvGraphicFramePr>
+            <a:graphic xmlns:a="http://schemas.openxmlformats.org/drawingml/2006/main">
+              <a:graphicData uri="http://schemas.openxmlformats.org/drawingml/2006/picture">
+                <pic:pic xmlns:pic="http://schemas.openxmlformats.org/drawingml/2006/picture">
+                  <pic:nvPicPr>
+                    <pic:cNvPr id="5" name="Picture 5" descr="EAP_COGME_v3.0_MF3_Consolidacao.drawio"/>
+                    <pic:cNvPicPr>
+                      <a:picLocks noChangeAspect="1"/>
+                    </pic:cNvPicPr>
+                  </pic:nvPicPr>
+                  <pic:blipFill>
+                    <a:blip r:embed="rId9"/>
+                    <a:stretch>
+                      <a:fillRect/>
+                    </a:stretch>
+                  </pic:blipFill>
+                  <pic:spPr>
+                    <a:xfrm>
+                      <a:off x="0" y="0"/>
+                      <a:ext cx="5394960" cy="4123690"/>
+                    </a:xfrm>
+                    <a:prstGeom prst="rect">
+                      <a:avLst/>
+                    </a:prstGeom>
+                  </pic:spPr>
+                </pic:pic>
+              </a:graphicData>
+            </a:graphic>
+          </wp:inline>
+        </w:drawing>
+      </w:r>
+      <w:bookmarkEnd w:id="14"/>
     </w:p>
     <w:p>
       <w:pPr>
@@ -27929,6 +28081,12 @@
             <w:insideH w:val="none" w:color="auto" w:sz="0" w:space="0"/>
             <w:insideV w:val="none" w:color="auto" w:sz="0" w:space="0"/>
           </w:tblBorders>
+          <w:tblCellMar>
+            <w:top w:w="80" w:type="dxa"/>
+            <w:left w:w="160" w:type="dxa"/>
+            <w:bottom w:w="80" w:type="dxa"/>
+            <w:right w:w="160" w:type="dxa"/>
+          </w:tblCellMar>
         </w:tblPrEx>
         <w:trPr>
           <w:tblCellSpacing w:w="0" w:type="dxa"/>
@@ -28469,6 +28627,12 @@
             <w:insideH w:val="none" w:color="auto" w:sz="0" w:space="0"/>
             <w:insideV w:val="none" w:color="auto" w:sz="0" w:space="0"/>
           </w:tblBorders>
+          <w:tblCellMar>
+            <w:top w:w="80" w:type="dxa"/>
+            <w:left w:w="160" w:type="dxa"/>
+            <w:bottom w:w="80" w:type="dxa"/>
+            <w:right w:w="160" w:type="dxa"/>
+          </w:tblCellMar>
         </w:tblPrEx>
         <w:trPr>
           <w:tblCellSpacing w:w="0" w:type="dxa"/>
@@ -30208,6 +30372,12 @@
             <w:insideH w:val="none" w:color="auto" w:sz="0" w:space="0"/>
             <w:insideV w:val="none" w:color="auto" w:sz="0" w:space="0"/>
           </w:tblBorders>
+          <w:tblCellMar>
+            <w:top w:w="80" w:type="dxa"/>
+            <w:left w:w="160" w:type="dxa"/>
+            <w:bottom w:w="80" w:type="dxa"/>
+            <w:right w:w="160" w:type="dxa"/>
+          </w:tblCellMar>
         </w:tblPrEx>
         <w:trPr>
           <w:tblCellSpacing w:w="0" w:type="dxa"/>
